--- a/haenggam/초선의원_행정사무감사_교본.docx
+++ b/haenggam/초선의원_행정사무감사_교본.docx
@@ -17,128 +17,6 @@
       </w:pPr>
       <w:r>
         <w:t xml:space="preserve">행정사무감사, 이렇게 준비하고 이렇게 묻는다</w:t>
-      </w:r>
-    </w:p>
-    <w:p>
-      <w:pPr>
-        <w:pStyle w:val="FirstParagraph"/>
-      </w:pPr>
-      <w:r>
-        <w:t xml:space="preserve">박성용 강사(전 서울시의원·서울시의회 교섭단체 대표 역임) 행정사무감사 강의(2026. 9. 17., 녹취 3편, 약 2시간 30분)를 초선의원이 바로 쓸 수 있도록 순서대로 다시 짜고, 어려운 용어는 풀어 쓰고, 실제 질의 대본을 붙였습니다.</w:t>
-      </w:r>
-    </w:p>
-    <w:p>
-      <w:pPr>
-        <w:pStyle w:val="BodyText"/>
-      </w:pPr>
-      <w:r>
-        <w:t xml:space="preserve">읽는 법: 처음이라면</w:t>
-      </w:r>
-      <w:r>
-        <w:t xml:space="preserve"> </w:t>
-      </w:r>
-      <w:hyperlink w:anchor="summary">
-        <w:r>
-          <w:rPr>
-            <w:rStyle w:val="Hyperlink"/>
-          </w:rPr>
-          <w:t xml:space="preserve">한 장 요약</w:t>
-        </w:r>
-      </w:hyperlink>
-      <w:r>
-        <w:t xml:space="preserve"> </w:t>
-      </w:r>
-      <w:r>
-        <w:t xml:space="preserve">→</w:t>
-      </w:r>
-      <w:r>
-        <w:t xml:space="preserve"> </w:t>
-      </w:r>
-      <w:hyperlink w:anchor="strategy">
-        <w:r>
-          <w:rPr>
-            <w:rStyle w:val="Hyperlink"/>
-          </w:rPr>
-          <w:t xml:space="preserve">7대 전략</w:t>
-        </w:r>
-      </w:hyperlink>
-      <w:r>
-        <w:t xml:space="preserve"> </w:t>
-      </w:r>
-      <w:r>
-        <w:t xml:space="preserve">→</w:t>
-      </w:r>
-      <w:r>
-        <w:t xml:space="preserve"> </w:t>
-      </w:r>
-      <w:hyperlink w:anchor="scripts">
-        <w:r>
-          <w:rPr>
-            <w:rStyle w:val="Hyperlink"/>
-          </w:rPr>
-          <w:t xml:space="preserve">실전 질의 대본</w:t>
-        </w:r>
-      </w:hyperlink>
-      <w:r>
-        <w:t xml:space="preserve"> </w:t>
-      </w:r>
-      <w:r>
-        <w:t xml:space="preserve">순서로 보세요. 모르는 단어는</w:t>
-      </w:r>
-      <w:r>
-        <w:t xml:space="preserve"> </w:t>
-      </w:r>
-      <w:hyperlink w:anchor="gloss">
-        <w:r>
-          <w:rPr>
-            <w:rStyle w:val="Hyperlink"/>
-          </w:rPr>
-          <w:t xml:space="preserve">용어 풀이 사전</w:t>
-        </w:r>
-      </w:hyperlink>
-      <w:r>
-        <w:t xml:space="preserve">에 있습니다.</w:t>
-      </w:r>
-    </w:p>
-    <w:p>
-      <w:pPr>
-        <w:pStyle w:val="BlockText"/>
-        <w:pBdr>
-          <w:left w:val="single" w:sz="18" w:space="8" w:color="1F4E79"/>
-        </w:pBdr>
-        <w:shd w:val="clear" w:color="auto" w:fill="F1F5F9"/>
-      </w:pPr>
-      <w:r>
-        <w:rPr>
-          <w:bCs/>
-          <w:b/>
-        </w:rPr>
-        <w:t xml:space="preserve">※ 수치 사용 전 꼭 확인하세요</w:t>
-      </w:r>
-    </w:p>
-    <w:p>
-      <w:pPr>
-        <w:pStyle w:val="BlockText"/>
-        <w:pBdr>
-          <w:left w:val="single" w:sz="18" w:space="8" w:color="1F4E79"/>
-        </w:pBdr>
-        <w:shd w:val="clear" w:color="auto" w:fill="F1F5F9"/>
-      </w:pPr>
-      <w:r>
-        <w:t xml:space="preserve">이 교본의 숫자는 강의 녹취(자동 받아쓰기)에서 옮긴 것이라 오탈자가 있을 수 있습니다. 감사장에서 인용할 숫자는 반드시 경기도 결산서·예산서, 행정안전부</w:t>
-      </w:r>
-      <w:r>
-        <w:t xml:space="preserve"> </w:t>
-      </w:r>
-      <w:r>
-        <w:rPr>
-          <w:bCs/>
-          <w:b/>
-        </w:rPr>
-        <w:t xml:space="preserve">지방재정365</w:t>
-      </w:r>
-      <w:r>
-        <w:t xml:space="preserve">(lofin365.go.kr), 집행부 제출자료로 다시 확인한 뒤 쓰세요. 속기록은 영구히 남습니다.</w:t>
       </w:r>
     </w:p>
     <w:bookmarkEnd w:id="20"/>

--- a/haenggam/초선의원_행정사무감사_교본.docx
+++ b/haenggam/초선의원_행정사무감사_교본.docx
@@ -10844,14 +10844,6 @@
     <w:p>
       <w:pPr>
         <w:pStyle w:val="FirstParagraph"/>
-      </w:pPr>
-      <w:r>
-        <w:t xml:space="preserve">출처: 박성용 강사 행정사무감사 강의 녹취(2026. 9. 17., 클로바노트 자동 받아쓰기 3편)를 바탕으로 재구성. 강의에 나온 서울시·타 지자체 사례는 경기도 행감에 응용할 수 있도록 정리했으며, 강사 개인의 정치적 평가는 제외했습니다. 법 조항·수치는 감사 전 원문과 최신 자료로 확인하시기 바랍니다.</w:t>
-      </w:r>
-    </w:p>
-    <w:p>
-      <w:pPr>
-        <w:pStyle w:val="BodyText"/>
       </w:pPr>
       <w:r>
         <w:t xml:space="preserve">참고 사이트: 지방재정365 lofin365.go.kr · 국가법령정보센터 law.go.kr · 자치법규정보시스템 elis.go.kr · 경기도의회 회의록 검색</w:t>

--- a/haenggam/초선의원_행정사무감사_교본.docx
+++ b/haenggam/초선의원_행정사무감사_교본.docx
@@ -673,7 +673,8 @@
             <w:r>
               <w:rPr>
                 <w:b/>
-                <w:sz w:val="19"/>
+                <w:color w:val="000000"/>
+                <w:sz w:val="20"/>
               </w:rPr>
               <w:t xml:space="preserve">시기</w:t>
             </w:r>
@@ -693,7 +694,8 @@
             <w:r>
               <w:rPr>
                 <w:b/>
-                <w:sz w:val="19"/>
+                <w:color w:val="000000"/>
+                <w:sz w:val="20"/>
               </w:rPr>
               <w:t xml:space="preserve">할 일</w:t>
             </w:r>
@@ -713,7 +715,8 @@
             <w:r>
               <w:rPr>
                 <w:b/>
-                <w:sz w:val="19"/>
+                <w:color w:val="000000"/>
+                <w:sz w:val="20"/>
               </w:rPr>
               <w:t xml:space="preserve">포인트</w:t>
             </w:r>
@@ -736,7 +739,8 @@
             </w:pPr>
             <w:r>
               <w:rPr>
-                <w:sz w:val="19"/>
+                <w:color w:val="000000"/>
+                <w:sz w:val="20"/>
               </w:rPr>
               <w:t xml:space="preserve">연중 (1~9월)</w:t>
             </w:r>
@@ -754,7 +758,8 @@
             </w:pPr>
             <w:r>
               <w:rPr>
-                <w:sz w:val="19"/>
+                <w:color w:val="000000"/>
+                <w:sz w:val="20"/>
               </w:rPr>
               <w:t xml:space="preserve">업무보고 받기, 상시 자료요구, 현장 방문, 민원·제보 정리</w:t>
             </w:r>
@@ -772,7 +777,8 @@
             </w:pPr>
             <w:r>
               <w:rPr>
-                <w:sz w:val="19"/>
+                <w:color w:val="000000"/>
+                <w:sz w:val="20"/>
               </w:rPr>
               <w:t xml:space="preserve">자료요구는 횟수 제한이 없다. 하루 10건도 된다. 주제별 파일로 쌓아 둔다.</w:t>
             </w:r>
@@ -795,7 +801,8 @@
             </w:pPr>
             <w:r>
               <w:rPr>
-                <w:sz w:val="19"/>
+                <w:color w:val="000000"/>
+                <w:sz w:val="20"/>
               </w:rPr>
               <w:t xml:space="preserve">감사 약 2달 전</w:t>
             </w:r>
@@ -813,13 +820,15 @@
             </w:pPr>
             <w:r>
               <w:rPr>
-                <w:sz w:val="19"/>
+                <w:color w:val="000000"/>
+                <w:sz w:val="20"/>
               </w:rPr>
               <w:t xml:space="preserve">감사계획서 작성,</w:t>
             </w:r>
             <w:r>
               <w:rPr>
-                <w:sz w:val="19"/>
+                <w:color w:val="000000"/>
+                <w:sz w:val="20"/>
               </w:rPr>
               <w:t xml:space="preserve"> </w:t>
             </w:r>
@@ -827,19 +836,22 @@
               <w:rPr>
                 <w:bCs/>
                 <w:b/>
-                <w:sz w:val="19"/>
+                <w:color w:val="000000"/>
+                <w:sz w:val="20"/>
               </w:rPr>
               <w:t xml:space="preserve">자료요구 목록</w:t>
             </w:r>
             <w:r>
               <w:rPr>
-                <w:sz w:val="19"/>
+                <w:color w:val="000000"/>
+                <w:sz w:val="20"/>
               </w:rPr>
               <w:t xml:space="preserve"> </w:t>
             </w:r>
             <w:r>
               <w:rPr>
-                <w:sz w:val="19"/>
+                <w:color w:val="000000"/>
+                <w:sz w:val="20"/>
               </w:rPr>
               <w:t xml:space="preserve">작성(의원 개인 + 위원회 공통)</w:t>
             </w:r>
@@ -857,7 +869,8 @@
             </w:pPr>
             <w:r>
               <w:rPr>
-                <w:sz w:val="19"/>
+                <w:color w:val="000000"/>
+                <w:sz w:val="20"/>
               </w:rPr>
               <w:t xml:space="preserve">가장 중요한 단계. 묻지 않으면 답은 오지 않는다. 표 양식을 만들어 요구한다.</w:t>
             </w:r>
@@ -880,7 +893,8 @@
             </w:pPr>
             <w:r>
               <w:rPr>
-                <w:sz w:val="19"/>
+                <w:color w:val="000000"/>
+                <w:sz w:val="20"/>
               </w:rPr>
               <w:t xml:space="preserve">감사 약 1달 전</w:t>
             </w:r>
@@ -898,7 +912,8 @@
             </w:pPr>
             <w:r>
               <w:rPr>
-                <w:sz w:val="19"/>
+                <w:color w:val="000000"/>
+                <w:sz w:val="20"/>
               </w:rPr>
               <w:t xml:space="preserve">본회의에서 감사계획 승인 → 요구자료 도착 → 분석</w:t>
             </w:r>
@@ -916,7 +931,8 @@
             </w:pPr>
             <w:r>
               <w:rPr>
-                <w:sz w:val="19"/>
+                <w:color w:val="000000"/>
+                <w:sz w:val="20"/>
               </w:rPr>
               <w:t xml:space="preserve">전문위원실과 함께 빈 곳·이상한 숫자를 찾는다. 질의 주제 확정.</w:t>
             </w:r>
@@ -939,7 +955,8 @@
             </w:pPr>
             <w:r>
               <w:rPr>
-                <w:sz w:val="19"/>
+                <w:color w:val="000000"/>
+                <w:sz w:val="20"/>
               </w:rPr>
               <w:t xml:space="preserve">감사 기간</w:t>
             </w:r>
@@ -957,13 +974,15 @@
             </w:pPr>
             <w:r>
               <w:rPr>
-                <w:sz w:val="19"/>
+                <w:color w:val="000000"/>
+                <w:sz w:val="20"/>
               </w:rPr>
               <w:t xml:space="preserve">광역은</w:t>
             </w:r>
             <w:r>
               <w:rPr>
-                <w:sz w:val="19"/>
+                <w:color w:val="000000"/>
+                <w:sz w:val="20"/>
               </w:rPr>
               <w:t xml:space="preserve"> </w:t>
             </w:r>
@@ -971,13 +990,15 @@
               <w:rPr>
                 <w:bCs/>
                 <w:b/>
-                <w:sz w:val="19"/>
+                <w:color w:val="000000"/>
+                <w:sz w:val="20"/>
               </w:rPr>
               <w:t xml:space="preserve">14일 이내</w:t>
             </w:r>
             <w:r>
               <w:rPr>
-                <w:sz w:val="19"/>
+                <w:color w:val="000000"/>
+                <w:sz w:val="20"/>
               </w:rPr>
               <w:t xml:space="preserve">(시·군·구 9일). 주말 빼면 실제 약 10일</w:t>
             </w:r>
@@ -995,7 +1016,8 @@
             </w:pPr>
             <w:r>
               <w:rPr>
-                <w:sz w:val="19"/>
+                <w:color w:val="000000"/>
+                <w:sz w:val="20"/>
               </w:rPr>
               <w:t xml:space="preserve">위원회 회의실 감사가 기본, 필요하면 피감기관 현장 감사를 섞는다.</w:t>
             </w:r>
@@ -1018,7 +1040,8 @@
             </w:pPr>
             <w:r>
               <w:rPr>
-                <w:sz w:val="19"/>
+                <w:color w:val="000000"/>
+                <w:sz w:val="20"/>
               </w:rPr>
               <w:t xml:space="preserve">감사 직후</w:t>
             </w:r>
@@ -1036,7 +1059,8 @@
             </w:pPr>
             <w:r>
               <w:rPr>
-                <w:sz w:val="19"/>
+                <w:color w:val="000000"/>
+                <w:sz w:val="20"/>
               </w:rPr>
               <w:t xml:space="preserve">감사결과보고서 채택(시정·처리·건의 구분), 본예산 심사</w:t>
             </w:r>
@@ -1054,7 +1078,8 @@
             </w:pPr>
             <w:r>
               <w:rPr>
-                <w:sz w:val="19"/>
+                <w:color w:val="000000"/>
+                <w:sz w:val="20"/>
               </w:rPr>
               <w:t xml:space="preserve">행감에서 찾은 문제를 예산 심사 기준으로 바로 쓴다.</w:t>
             </w:r>
@@ -1077,7 +1102,8 @@
             </w:pPr>
             <w:r>
               <w:rPr>
-                <w:sz w:val="19"/>
+                <w:color w:val="000000"/>
+                <w:sz w:val="20"/>
               </w:rPr>
               <w:t xml:space="preserve">다음 해</w:t>
             </w:r>
@@ -1095,7 +1121,8 @@
             </w:pPr>
             <w:r>
               <w:rPr>
-                <w:sz w:val="19"/>
+                <w:color w:val="000000"/>
+                <w:sz w:val="20"/>
               </w:rPr>
               <w:t xml:space="preserve">시정·처리 요구 이행 결과 보고 확인</w:t>
             </w:r>
@@ -1113,7 +1140,8 @@
             </w:pPr>
             <w:r>
               <w:rPr>
-                <w:sz w:val="19"/>
+                <w:color w:val="000000"/>
+                <w:sz w:val="20"/>
               </w:rPr>
               <w:t xml:space="preserve">이행 안 된 건은 다음 행감의 첫 질문이 된다.</w:t>
             </w:r>
@@ -1429,7 +1457,8 @@
             <w:r>
               <w:rPr>
                 <w:b/>
-                <w:sz w:val="19"/>
+                <w:color w:val="000000"/>
+                <w:sz w:val="20"/>
               </w:rPr>
               <w:t xml:space="preserve">자료</w:t>
             </w:r>
@@ -1449,7 +1478,8 @@
             <w:r>
               <w:rPr>
                 <w:b/>
-                <w:sz w:val="19"/>
+                <w:color w:val="000000"/>
+                <w:sz w:val="20"/>
               </w:rPr>
               <w:t xml:space="preserve">왜 보나</w:t>
             </w:r>
@@ -1469,7 +1499,8 @@
             <w:r>
               <w:rPr>
                 <w:b/>
-                <w:sz w:val="19"/>
+                <w:color w:val="000000"/>
+                <w:sz w:val="20"/>
               </w:rPr>
               <w:t xml:space="preserve">요령</w:t>
             </w:r>
@@ -1494,7 +1525,8 @@
               <w:rPr>
                 <w:bCs/>
                 <w:b/>
-                <w:sz w:val="19"/>
+                <w:color w:val="000000"/>
+                <w:sz w:val="20"/>
               </w:rPr>
               <w:t xml:space="preserve">사업 계획서·방침서</w:t>
             </w:r>
@@ -1512,7 +1544,8 @@
             </w:pPr>
             <w:r>
               <w:rPr>
-                <w:sz w:val="19"/>
+                <w:color w:val="000000"/>
+                <w:sz w:val="20"/>
               </w:rPr>
               <w:t xml:space="preserve">업무보고는 집행부가 하고 싶은 말만 요약한 것. 계획서에 속살이 있다.</w:t>
             </w:r>
@@ -1530,13 +1563,15 @@
             </w:pPr>
             <w:r>
               <w:rPr>
-                <w:sz w:val="19"/>
+                <w:color w:val="000000"/>
+                <w:sz w:val="20"/>
               </w:rPr>
               <w:t xml:space="preserve">1년 치가 아니라</w:t>
             </w:r>
             <w:r>
               <w:rPr>
-                <w:sz w:val="19"/>
+                <w:color w:val="000000"/>
+                <w:sz w:val="20"/>
               </w:rPr>
               <w:t xml:space="preserve"> </w:t>
             </w:r>
@@ -1544,13 +1579,15 @@
               <w:rPr>
                 <w:bCs/>
                 <w:b/>
-                <w:sz w:val="19"/>
+                <w:color w:val="000000"/>
+                <w:sz w:val="20"/>
               </w:rPr>
               <w:t xml:space="preserve">3년 치</w:t>
             </w:r>
             <w:r>
               <w:rPr>
-                <w:sz w:val="19"/>
+                <w:color w:val="000000"/>
+                <w:sz w:val="20"/>
               </w:rPr>
               <w:t xml:space="preserve">를 받아 목표가 어떻게 바뀌었는지 비교</w:t>
             </w:r>
@@ -1575,7 +1612,8 @@
               <w:rPr>
                 <w:bCs/>
                 <w:b/>
-                <w:sz w:val="19"/>
+                <w:color w:val="000000"/>
+                <w:sz w:val="20"/>
               </w:rPr>
               <w:t xml:space="preserve">평가 보고서</w:t>
             </w:r>
@@ -1593,7 +1631,8 @@
             </w:pPr>
             <w:r>
               <w:rPr>
-                <w:sz w:val="19"/>
+                <w:color w:val="000000"/>
+                <w:sz w:val="20"/>
               </w:rPr>
               <w:t xml:space="preserve">행정은 끝나면 반드시 평가한다. 스스로 매긴 성적표</w:t>
             </w:r>
@@ -1611,7 +1650,8 @@
             </w:pPr>
             <w:r>
               <w:rPr>
-                <w:sz w:val="19"/>
+                <w:color w:val="000000"/>
+                <w:sz w:val="20"/>
               </w:rPr>
               <w:t xml:space="preserve">자체평가와 외부평가를 모두 요구</w:t>
             </w:r>
@@ -1636,7 +1676,8 @@
               <w:rPr>
                 <w:bCs/>
                 <w:b/>
-                <w:sz w:val="19"/>
+                <w:color w:val="000000"/>
+                <w:sz w:val="20"/>
               </w:rPr>
               <w:t xml:space="preserve">용역 보고서</w:t>
             </w:r>
@@ -1654,7 +1695,8 @@
             </w:pPr>
             <w:r>
               <w:rPr>
-                <w:sz w:val="19"/>
+                <w:color w:val="000000"/>
+                <w:sz w:val="20"/>
               </w:rPr>
               <w:t xml:space="preserve">사업의 근거. 결론을 정해 놓고 짜맞춘 용역이 있다</w:t>
             </w:r>
@@ -1672,7 +1714,8 @@
             </w:pPr>
             <w:r>
               <w:rPr>
-                <w:sz w:val="19"/>
+                <w:color w:val="000000"/>
+                <w:sz w:val="20"/>
               </w:rPr>
               <w:t xml:space="preserve">용역 수행기관이 산하기관인지 확인(한강버스 사례)</w:t>
             </w:r>
@@ -1697,7 +1740,8 @@
               <w:rPr>
                 <w:bCs/>
                 <w:b/>
-                <w:sz w:val="19"/>
+                <w:color w:val="000000"/>
+                <w:sz w:val="20"/>
               </w:rPr>
               <w:t xml:space="preserve">도지사 보고 원본</w:t>
             </w:r>
@@ -1715,7 +1759,8 @@
             </w:pPr>
             <w:r>
               <w:rPr>
-                <w:sz w:val="19"/>
+                <w:color w:val="000000"/>
+                <w:sz w:val="20"/>
               </w:rPr>
               <w:t xml:space="preserve">도지사에게는 장단점·우려사항을 다 넣고, 의회에는 불리한 걸 빼고 가공해 오는 경향</w:t>
             </w:r>
@@ -1733,13 +1778,15 @@
             </w:pPr>
             <w:r>
               <w:rPr>
-                <w:sz w:val="19"/>
+                <w:color w:val="000000"/>
+                <w:sz w:val="20"/>
               </w:rPr>
               <w:t xml:space="preserve">"도지사 보고 원본 그대로,</w:t>
             </w:r>
             <w:r>
               <w:rPr>
-                <w:sz w:val="19"/>
+                <w:color w:val="000000"/>
+                <w:sz w:val="20"/>
               </w:rPr>
               <w:t xml:space="preserve"> </w:t>
             </w:r>
@@ -1747,19 +1794,22 @@
               <w:rPr>
                 <w:bCs/>
                 <w:b/>
-                <w:sz w:val="19"/>
+                <w:color w:val="000000"/>
+                <w:sz w:val="20"/>
               </w:rPr>
               <w:t xml:space="preserve">원본대조필</w:t>
             </w:r>
             <w:r>
               <w:rPr>
-                <w:sz w:val="19"/>
+                <w:color w:val="000000"/>
+                <w:sz w:val="20"/>
               </w:rPr>
               <w:t xml:space="preserve"> </w:t>
             </w:r>
             <w:r>
               <w:rPr>
-                <w:sz w:val="19"/>
+                <w:color w:val="000000"/>
+                <w:sz w:val="20"/>
               </w:rPr>
               <w:t xml:space="preserve">날인"으로 요구</w:t>
             </w:r>
@@ -1784,7 +1834,8 @@
               <w:rPr>
                 <w:bCs/>
                 <w:b/>
-                <w:sz w:val="19"/>
+                <w:color w:val="000000"/>
+                <w:sz w:val="20"/>
               </w:rPr>
               <w:t xml:space="preserve">각종 위원회 회의록</w:t>
             </w:r>
@@ -1802,7 +1853,8 @@
             </w:pPr>
             <w:r>
               <w:rPr>
-                <w:sz w:val="19"/>
+                <w:color w:val="000000"/>
+                <w:sz w:val="20"/>
               </w:rPr>
               <w:t xml:space="preserve">도시계획·보조금·사회단체 등 심의위원회 회의록에 결정 과정이 남아 있다</w:t>
             </w:r>
@@ -1820,7 +1872,8 @@
             </w:pPr>
             <w:r>
               <w:rPr>
-                <w:sz w:val="19"/>
+                <w:color w:val="000000"/>
+                <w:sz w:val="20"/>
               </w:rPr>
               <w:t xml:space="preserve">위원 명단과 함께 요구</w:t>
             </w:r>
@@ -1845,7 +1898,8 @@
               <w:rPr>
                 <w:bCs/>
                 <w:b/>
-                <w:sz w:val="19"/>
+                <w:color w:val="000000"/>
+                <w:sz w:val="20"/>
               </w:rPr>
               <w:t xml:space="preserve">설계변경 내역</w:t>
             </w:r>
@@ -1863,7 +1917,8 @@
             </w:pPr>
             <w:r>
               <w:rPr>
-                <w:sz w:val="19"/>
+                <w:color w:val="000000"/>
+                <w:sz w:val="20"/>
               </w:rPr>
               <w:t xml:space="preserve">원칙은 설계변경 없이 끝나야 한다. 2~3번 변경되면 공사비가 오르고 공기가 늘어난다</w:t>
             </w:r>
@@ -1881,7 +1936,8 @@
             </w:pPr>
             <w:r>
               <w:rPr>
-                <w:sz w:val="19"/>
+                <w:color w:val="000000"/>
+                <w:sz w:val="20"/>
               </w:rPr>
               <w:t xml:space="preserve">사업별 변경 횟수·증액·사유·업체 표로</w:t>
             </w:r>
@@ -1906,7 +1962,8 @@
               <w:rPr>
                 <w:bCs/>
                 <w:b/>
-                <w:sz w:val="19"/>
+                <w:color w:val="000000"/>
+                <w:sz w:val="20"/>
               </w:rPr>
               <w:t xml:space="preserve">계약서·계약 현황</w:t>
             </w:r>
@@ -1924,7 +1981,8 @@
             </w:pPr>
             <w:r>
               <w:rPr>
-                <w:sz w:val="19"/>
+                <w:color w:val="000000"/>
+                <w:sz w:val="20"/>
               </w:rPr>
               <w:t xml:space="preserve">수의계약·특정업체 반복 확인</w:t>
             </w:r>
@@ -1942,7 +2000,8 @@
             </w:pPr>
             <w:r>
               <w:rPr>
-                <w:sz w:val="19"/>
+                <w:color w:val="000000"/>
+                <w:sz w:val="20"/>
               </w:rPr>
               <w:t xml:space="preserve">부서별·업체별 건수 상위순(Top-down) 정렬로</w:t>
             </w:r>
@@ -2385,7 +2444,8 @@
             <w:r>
               <w:rPr>
                 <w:b/>
-                <w:sz w:val="19"/>
+                <w:color w:val="000000"/>
+                <w:sz w:val="20"/>
               </w:rPr>
               <w:t xml:space="preserve">재원</w:t>
             </w:r>
@@ -2405,7 +2465,8 @@
             <w:r>
               <w:rPr>
                 <w:b/>
-                <w:sz w:val="19"/>
+                <w:color w:val="000000"/>
+                <w:sz w:val="20"/>
               </w:rPr>
               <w:t xml:space="preserve">쉬운 설명</w:t>
             </w:r>
@@ -2425,7 +2486,8 @@
             <w:r>
               <w:rPr>
                 <w:b/>
-                <w:sz w:val="19"/>
+                <w:color w:val="000000"/>
+                <w:sz w:val="20"/>
               </w:rPr>
               <w:t xml:space="preserve">도지사가 조절 가능?</w:t>
             </w:r>
@@ -2448,7 +2510,8 @@
             </w:pPr>
             <w:r>
               <w:rPr>
-                <w:sz w:val="19"/>
+                <w:color w:val="000000"/>
+                <w:sz w:val="20"/>
               </w:rPr>
               <w:t xml:space="preserve">지방세</w:t>
             </w:r>
@@ -2466,7 +2529,8 @@
             </w:pPr>
             <w:r>
               <w:rPr>
-                <w:sz w:val="19"/>
+                <w:color w:val="000000"/>
+                <w:sz w:val="20"/>
               </w:rPr>
               <w:t xml:space="preserve">경기도가 직접 걷는 세금(도세 6개 세목)</w:t>
             </w:r>
@@ -2484,7 +2548,8 @@
             </w:pPr>
             <w:r>
               <w:rPr>
-                <w:sz w:val="19"/>
+                <w:color w:val="000000"/>
+                <w:sz w:val="20"/>
               </w:rPr>
               <w:t xml:space="preserve">세율은 법으로 정해져 거의 못 함</w:t>
             </w:r>
@@ -2507,7 +2572,8 @@
             </w:pPr>
             <w:r>
               <w:rPr>
-                <w:sz w:val="19"/>
+                <w:color w:val="000000"/>
+                <w:sz w:val="20"/>
               </w:rPr>
               <w:t xml:space="preserve">세외수입</w:t>
             </w:r>
@@ -2525,7 +2591,8 @@
             </w:pPr>
             <w:r>
               <w:rPr>
-                <w:sz w:val="19"/>
+                <w:color w:val="000000"/>
+                <w:sz w:val="20"/>
               </w:rPr>
               <w:t xml:space="preserve">사용료, 수수료, 과태료 등</w:t>
             </w:r>
@@ -2545,7 +2612,8 @@
               <w:rPr>
                 <w:bCs/>
                 <w:b/>
-                <w:sz w:val="19"/>
+                <w:color w:val="000000"/>
+                <w:sz w:val="20"/>
               </w:rPr>
               <w:t xml:space="preserve">추정치를 늘리고 줄일 수 있음</w:t>
             </w:r>
@@ -2568,7 +2636,8 @@
             </w:pPr>
             <w:r>
               <w:rPr>
-                <w:sz w:val="19"/>
+                <w:color w:val="000000"/>
+                <w:sz w:val="20"/>
               </w:rPr>
               <w:t xml:space="preserve">지방교부세</w:t>
             </w:r>
@@ -2586,7 +2655,8 @@
             </w:pPr>
             <w:r>
               <w:rPr>
-                <w:sz w:val="19"/>
+                <w:color w:val="000000"/>
+                <w:sz w:val="20"/>
               </w:rPr>
               <w:t xml:space="preserve">국가가 내려주는 돈(경기도 본청은 보통교부세를 받지 않음)</w:t>
             </w:r>
@@ -2604,7 +2674,8 @@
             </w:pPr>
             <w:r>
               <w:rPr>
-                <w:sz w:val="19"/>
+                <w:color w:val="000000"/>
+                <w:sz w:val="20"/>
               </w:rPr>
               <w:t xml:space="preserve">국가가 정함</w:t>
             </w:r>
@@ -2627,7 +2698,8 @@
             </w:pPr>
             <w:r>
               <w:rPr>
-                <w:sz w:val="19"/>
+                <w:color w:val="000000"/>
+                <w:sz w:val="20"/>
               </w:rPr>
               <w:t xml:space="preserve">보조금</w:t>
             </w:r>
@@ -2645,7 +2717,8 @@
             </w:pPr>
             <w:r>
               <w:rPr>
-                <w:sz w:val="19"/>
+                <w:color w:val="000000"/>
+                <w:sz w:val="20"/>
               </w:rPr>
               <w:t xml:space="preserve">국가 사업을 하라고 주는 돈. 도비를 맞춰 넣어야(매칭) 함</w:t>
             </w:r>
@@ -2663,7 +2736,8 @@
             </w:pPr>
             <w:r>
               <w:rPr>
-                <w:sz w:val="19"/>
+                <w:color w:val="000000"/>
+                <w:sz w:val="20"/>
               </w:rPr>
               <w:t xml:space="preserve">국가가 정함</w:t>
             </w:r>
@@ -2686,7 +2760,8 @@
             </w:pPr>
             <w:r>
               <w:rPr>
-                <w:sz w:val="19"/>
+                <w:color w:val="000000"/>
+                <w:sz w:val="20"/>
               </w:rPr>
               <w:t xml:space="preserve">지방채</w:t>
             </w:r>
@@ -2704,7 +2779,8 @@
             </w:pPr>
             <w:r>
               <w:rPr>
-                <w:sz w:val="19"/>
+                <w:color w:val="000000"/>
+                <w:sz w:val="20"/>
               </w:rPr>
               <w:t xml:space="preserve">빚</w:t>
             </w:r>
@@ -2722,7 +2798,8 @@
             </w:pPr>
             <w:r>
               <w:rPr>
-                <w:sz w:val="19"/>
+                <w:color w:val="000000"/>
+                <w:sz w:val="20"/>
               </w:rPr>
               <w:t xml:space="preserve">한도 내 가능</w:t>
             </w:r>
@@ -2745,7 +2822,8 @@
             </w:pPr>
             <w:r>
               <w:rPr>
-                <w:sz w:val="19"/>
+                <w:color w:val="000000"/>
+                <w:sz w:val="20"/>
               </w:rPr>
               <w:t xml:space="preserve">보전수입 등 및 내부거래</w:t>
             </w:r>
@@ -2763,7 +2841,8 @@
             </w:pPr>
             <w:r>
               <w:rPr>
-                <w:sz w:val="19"/>
+                <w:color w:val="000000"/>
+                <w:sz w:val="20"/>
               </w:rPr>
               <w:t xml:space="preserve">작년에 남은 돈(순세계잉여금), 기금·특별회계에서 끌어온 돈</w:t>
             </w:r>
@@ -2783,7 +2862,8 @@
               <w:rPr>
                 <w:bCs/>
                 <w:b/>
-                <w:sz w:val="19"/>
+                <w:color w:val="000000"/>
+                <w:sz w:val="20"/>
               </w:rPr>
               <w:t xml:space="preserve">마음대로 늘리고 줄일 수 있음</w:t>
             </w:r>
@@ -2948,7 +3028,8 @@
             <w:r>
               <w:rPr>
                 <w:b/>
-                <w:sz w:val="19"/>
+                <w:color w:val="000000"/>
+                <w:sz w:val="20"/>
               </w:rPr>
               <w:t xml:space="preserve">경기도 결산(강의 자료)</w:t>
             </w:r>
@@ -2968,7 +3049,8 @@
             <w:r>
               <w:rPr>
                 <w:b/>
-                <w:sz w:val="19"/>
+                <w:color w:val="000000"/>
+                <w:sz w:val="20"/>
               </w:rPr>
               <w:t xml:space="preserve">순세계잉여금</w:t>
             </w:r>
@@ -2988,7 +3070,8 @@
             <w:r>
               <w:rPr>
                 <w:b/>
-                <w:sz w:val="19"/>
+                <w:color w:val="000000"/>
+                <w:sz w:val="20"/>
               </w:rPr>
               <w:t xml:space="preserve">초과세입</w:t>
             </w:r>
@@ -3008,7 +3091,8 @@
             <w:r>
               <w:rPr>
                 <w:b/>
-                <w:sz w:val="19"/>
+                <w:color w:val="000000"/>
+                <w:sz w:val="20"/>
               </w:rPr>
               <w:t xml:space="preserve">집행잔액</w:t>
             </w:r>
@@ -3028,7 +3112,8 @@
             <w:r>
               <w:rPr>
                 <w:b/>
-                <w:sz w:val="19"/>
+                <w:color w:val="000000"/>
+                <w:sz w:val="20"/>
               </w:rPr>
               <w:t xml:space="preserve">읽는 법</w:t>
             </w:r>
@@ -3051,7 +3136,8 @@
             </w:pPr>
             <w:r>
               <w:rPr>
-                <w:sz w:val="19"/>
+                <w:color w:val="000000"/>
+                <w:sz w:val="20"/>
               </w:rPr>
               <w:t xml:space="preserve">2024 회계연도</w:t>
             </w:r>
@@ -3069,7 +3155,8 @@
             </w:pPr>
             <w:r>
               <w:rPr>
-                <w:sz w:val="19"/>
+                <w:color w:val="000000"/>
+                <w:sz w:val="20"/>
               </w:rPr>
               <w:t xml:space="preserve">약 4,758억</w:t>
             </w:r>
@@ -3087,7 +3174,8 @@
             </w:pPr>
             <w:r>
               <w:rPr>
-                <w:sz w:val="19"/>
+                <w:color w:val="000000"/>
+                <w:sz w:val="20"/>
               </w:rPr>
               <w:t xml:space="preserve">△ 약 2,212억</w:t>
             </w:r>
@@ -3105,7 +3193,8 @@
             </w:pPr>
             <w:r>
               <w:rPr>
-                <w:sz w:val="19"/>
+                <w:color w:val="000000"/>
+                <w:sz w:val="20"/>
               </w:rPr>
               <w:t xml:space="preserve">약 6,970억</w:t>
             </w:r>
@@ -3123,7 +3212,8 @@
             </w:pPr>
             <w:r>
               <w:rPr>
-                <w:sz w:val="19"/>
+                <w:color w:val="000000"/>
+                <w:sz w:val="20"/>
               </w:rPr>
               <w:t xml:space="preserve">세입을 실제보다 크게 잡았고, 쓰지 못한 돈도 많았다</w:t>
             </w:r>
@@ -3146,7 +3236,8 @@
             </w:pPr>
             <w:r>
               <w:rPr>
-                <w:sz w:val="19"/>
+                <w:color w:val="000000"/>
+                <w:sz w:val="20"/>
               </w:rPr>
               <w:t xml:space="preserve">2023 회계연도</w:t>
             </w:r>
@@ -3164,7 +3255,8 @@
             </w:pPr>
             <w:r>
               <w:rPr>
-                <w:sz w:val="19"/>
+                <w:color w:val="000000"/>
+                <w:sz w:val="20"/>
               </w:rPr>
               <w:t xml:space="preserve">약 7,940억</w:t>
             </w:r>
@@ -3182,7 +3274,8 @@
             </w:pPr>
             <w:r>
               <w:rPr>
-                <w:sz w:val="19"/>
+                <w:color w:val="000000"/>
+                <w:sz w:val="20"/>
               </w:rPr>
               <w:t xml:space="preserve">약 4,419억</w:t>
             </w:r>
@@ -3200,7 +3293,8 @@
             </w:pPr>
             <w:r>
               <w:rPr>
-                <w:sz w:val="19"/>
+                <w:color w:val="000000"/>
+                <w:sz w:val="20"/>
               </w:rPr>
               <w:t xml:space="preserve">-</w:t>
             </w:r>
@@ -3218,7 +3312,8 @@
             </w:pPr>
             <w:r>
               <w:rPr>
-                <w:sz w:val="19"/>
+                <w:color w:val="000000"/>
+                <w:sz w:val="20"/>
               </w:rPr>
               <w:t xml:space="preserve">연도별 비율을 비교해 예산 심사 기준으로 삼는다</w:t>
             </w:r>
@@ -3658,7 +3753,8 @@
             <w:r>
               <w:rPr>
                 <w:b/>
-                <w:sz w:val="19"/>
+                <w:color w:val="000000"/>
+                <w:sz w:val="20"/>
               </w:rPr>
               <w:t xml:space="preserve">계정</w:t>
             </w:r>
@@ -3678,7 +3774,8 @@
             <w:r>
               <w:rPr>
                 <w:b/>
-                <w:sz w:val="19"/>
+                <w:color w:val="000000"/>
+                <w:sz w:val="20"/>
               </w:rPr>
               <w:t xml:space="preserve">성격</w:t>
             </w:r>
@@ -3698,7 +3795,8 @@
             <w:r>
               <w:rPr>
                 <w:b/>
-                <w:sz w:val="19"/>
+                <w:color w:val="000000"/>
+                <w:sz w:val="20"/>
               </w:rPr>
               <w:t xml:space="preserve">일반회계가 꺼내 쓰면</w:t>
             </w:r>
@@ -3723,7 +3821,8 @@
               <w:rPr>
                 <w:bCs/>
                 <w:b/>
-                <w:sz w:val="19"/>
+                <w:color w:val="000000"/>
+                <w:sz w:val="20"/>
               </w:rPr>
               <w:t xml:space="preserve">재정안정화계정</w:t>
             </w:r>
@@ -3741,13 +3840,15 @@
             </w:pPr>
             <w:r>
               <w:rPr>
-                <w:sz w:val="19"/>
+                <w:color w:val="000000"/>
+                <w:sz w:val="20"/>
               </w:rPr>
               <w:t xml:space="preserve">세금이 예상보다 많이 들어온 해에 어려울 때를 대비해 붓는</w:t>
             </w:r>
             <w:r>
               <w:rPr>
-                <w:sz w:val="19"/>
+                <w:color w:val="000000"/>
+                <w:sz w:val="20"/>
               </w:rPr>
               <w:t xml:space="preserve"> </w:t>
             </w:r>
@@ -3755,7 +3856,8 @@
               <w:rPr>
                 <w:bCs/>
                 <w:b/>
-                <w:sz w:val="19"/>
+                <w:color w:val="000000"/>
+                <w:sz w:val="20"/>
               </w:rPr>
               <w:t xml:space="preserve">비상금 적금</w:t>
             </w:r>
@@ -3773,7 +3875,8 @@
             </w:pPr>
             <w:r>
               <w:rPr>
-                <w:sz w:val="19"/>
+                <w:color w:val="000000"/>
+                <w:sz w:val="20"/>
               </w:rPr>
               <w:t xml:space="preserve">갚지 않아도 됨</w:t>
             </w:r>
@@ -3798,7 +3901,8 @@
               <w:rPr>
                 <w:bCs/>
                 <w:b/>
-                <w:sz w:val="19"/>
+                <w:color w:val="000000"/>
+                <w:sz w:val="20"/>
               </w:rPr>
               <w:t xml:space="preserve">통합계정</w:t>
             </w:r>
@@ -3816,13 +3920,15 @@
             </w:pPr>
             <w:r>
               <w:rPr>
-                <w:sz w:val="19"/>
+                <w:color w:val="000000"/>
+                <w:sz w:val="20"/>
               </w:rPr>
               <w:t xml:space="preserve">다른 기금의 여유자금을 모아 둔</w:t>
             </w:r>
             <w:r>
               <w:rPr>
-                <w:sz w:val="19"/>
+                <w:color w:val="000000"/>
+                <w:sz w:val="20"/>
               </w:rPr>
               <w:t xml:space="preserve"> </w:t>
             </w:r>
@@ -3830,13 +3936,15 @@
               <w:rPr>
                 <w:bCs/>
                 <w:b/>
-                <w:sz w:val="19"/>
+                <w:color w:val="000000"/>
+                <w:sz w:val="20"/>
               </w:rPr>
               <w:t xml:space="preserve">재정의 저수지</w:t>
             </w:r>
             <w:r>
               <w:rPr>
-                <w:sz w:val="19"/>
+                <w:color w:val="000000"/>
+                <w:sz w:val="20"/>
               </w:rPr>
               <w:t xml:space="preserve">(남의 돈)</w:t>
             </w:r>
@@ -3856,13 +3964,15 @@
               <w:rPr>
                 <w:bCs/>
                 <w:b/>
-                <w:sz w:val="19"/>
+                <w:color w:val="000000"/>
+                <w:sz w:val="20"/>
               </w:rPr>
               <w:t xml:space="preserve">원금과 이자를 갚아야 함</w:t>
             </w:r>
             <w:r>
               <w:rPr>
-                <w:sz w:val="19"/>
+                <w:color w:val="000000"/>
+                <w:sz w:val="20"/>
               </w:rPr>
               <w:t xml:space="preserve">(빌린 돈)</w:t>
             </w:r>
@@ -4184,7 +4294,8 @@
             <w:r>
               <w:rPr>
                 <w:b/>
-                <w:sz w:val="19"/>
+                <w:color w:val="000000"/>
+                <w:sz w:val="20"/>
               </w:rPr>
               <w:t xml:space="preserve">사업(시설)명</w:t>
             </w:r>
@@ -4204,7 +4315,8 @@
             <w:r>
               <w:rPr>
                 <w:b/>
-                <w:sz w:val="19"/>
+                <w:color w:val="000000"/>
+                <w:sz w:val="20"/>
               </w:rPr>
               <w:t xml:space="preserve">수탁자</w:t>
             </w:r>
@@ -4224,7 +4336,8 @@
             <w:r>
               <w:rPr>
                 <w:b/>
-                <w:sz w:val="19"/>
+                <w:color w:val="000000"/>
+                <w:sz w:val="20"/>
               </w:rPr>
               <w:t xml:space="preserve">최초 수탁연도</w:t>
             </w:r>
@@ -4244,7 +4357,8 @@
             <w:r>
               <w:rPr>
                 <w:b/>
-                <w:sz w:val="19"/>
+                <w:color w:val="000000"/>
+                <w:sz w:val="20"/>
               </w:rPr>
               <w:t xml:space="preserve">계약기간</w:t>
             </w:r>
@@ -4264,7 +4378,8 @@
             <w:r>
               <w:rPr>
                 <w:b/>
-                <w:sz w:val="19"/>
+                <w:color w:val="000000"/>
+                <w:sz w:val="20"/>
               </w:rPr>
               <w:t xml:space="preserve">선정방식(공모/수의)</w:t>
             </w:r>
@@ -4284,7 +4399,8 @@
             <w:r>
               <w:rPr>
                 <w:b/>
-                <w:sz w:val="19"/>
+                <w:color w:val="000000"/>
+                <w:sz w:val="20"/>
               </w:rPr>
               <w:t xml:space="preserve">최근 3년 평가점수</w:t>
             </w:r>
@@ -4304,7 +4420,8 @@
             <w:r>
               <w:rPr>
                 <w:b/>
-                <w:sz w:val="19"/>
+                <w:color w:val="000000"/>
+                <w:sz w:val="20"/>
               </w:rPr>
               <w:t xml:space="preserve">지적사항</w:t>
             </w:r>
@@ -4324,7 +4441,8 @@
             <w:r>
               <w:rPr>
                 <w:b/>
-                <w:sz w:val="19"/>
+                <w:color w:val="000000"/>
+                <w:sz w:val="20"/>
               </w:rPr>
               <w:t xml:space="preserve">외부 회계감사 여부</w:t>
             </w:r>
@@ -4348,7 +4466,8 @@
             </w:pPr>
             <w:r>
               <w:rPr>
-                <w:sz w:val="19"/>
+                <w:color w:val="000000"/>
+                <w:sz w:val="20"/>
               </w:rPr>
               <w:t xml:space="preserve">요구 양식 예시 — 집행부가 채워 제출</w:t>
             </w:r>
@@ -4493,7 +4612,8 @@
             <w:r>
               <w:rPr>
                 <w:b/>
-                <w:sz w:val="19"/>
+                <w:color w:val="000000"/>
+                <w:sz w:val="20"/>
               </w:rPr>
               <w:t xml:space="preserve">나쁜 지표(실적)</w:t>
             </w:r>
@@ -4513,7 +4633,8 @@
             <w:r>
               <w:rPr>
                 <w:b/>
-                <w:sz w:val="19"/>
+                <w:color w:val="000000"/>
+                <w:sz w:val="20"/>
               </w:rPr>
               <w:t xml:space="preserve">좋은 지표(성과)</w:t>
             </w:r>
@@ -4536,7 +4657,8 @@
             </w:pPr>
             <w:r>
               <w:rPr>
-                <w:sz w:val="19"/>
+                <w:color w:val="000000"/>
+                <w:sz w:val="20"/>
               </w:rPr>
               <w:t xml:space="preserve">수질검사 안내문 90통 발송 → 100% 달성</w:t>
             </w:r>
@@ -4554,7 +4676,8 @@
             </w:pPr>
             <w:r>
               <w:rPr>
-                <w:sz w:val="19"/>
+                <w:color w:val="000000"/>
+                <w:sz w:val="20"/>
               </w:rPr>
               <w:t xml:space="preserve">수질이 얼마나 개선되었나</w:t>
             </w:r>
@@ -4577,7 +4700,8 @@
             </w:pPr>
             <w:r>
               <w:rPr>
-                <w:sz w:val="19"/>
+                <w:color w:val="000000"/>
+                <w:sz w:val="20"/>
               </w:rPr>
               <w:t xml:space="preserve">목표 30건, 실적 86건 → 250% 달성(목표를 일부러 낮게)</w:t>
             </w:r>
@@ -4595,7 +4719,8 @@
             </w:pPr>
             <w:r>
               <w:rPr>
-                <w:sz w:val="19"/>
+                <w:color w:val="000000"/>
+                <w:sz w:val="20"/>
               </w:rPr>
               <w:t xml:space="preserve">현실적 목표 대비 달성률, 전년 대비 개선</w:t>
             </w:r>
@@ -4618,7 +4743,8 @@
             </w:pPr>
             <w:r>
               <w:rPr>
-                <w:sz w:val="19"/>
+                <w:color w:val="000000"/>
+                <w:sz w:val="20"/>
               </w:rPr>
               <w:t xml:space="preserve">거주자 주차 공유 MOU 570건 → 114% 달성</w:t>
             </w:r>
@@ -4636,7 +4762,8 @@
             </w:pPr>
             <w:r>
               <w:rPr>
-                <w:sz w:val="19"/>
+                <w:color w:val="000000"/>
+                <w:sz w:val="20"/>
               </w:rPr>
               <w:t xml:space="preserve">실제 주민 이용 면수(403건)</w:t>
             </w:r>
@@ -4659,7 +4786,8 @@
             </w:pPr>
             <w:r>
               <w:rPr>
-                <w:sz w:val="19"/>
+                <w:color w:val="000000"/>
+                <w:sz w:val="20"/>
               </w:rPr>
               <w:t xml:space="preserve">의원 역량교육 연 5회 실시 → 100%</w:t>
             </w:r>
@@ -4677,7 +4805,8 @@
             </w:pPr>
             <w:r>
               <w:rPr>
-                <w:sz w:val="19"/>
+                <w:color w:val="000000"/>
+                <w:sz w:val="20"/>
               </w:rPr>
               <w:t xml:space="preserve">의원 수요조사 반영 맞춤교육, 만족도·활용도</w:t>
             </w:r>
@@ -7386,7 +7515,8 @@
             <w:r>
               <w:rPr>
                 <w:b/>
-                <w:sz w:val="19"/>
+                <w:color w:val="000000"/>
+                <w:sz w:val="20"/>
               </w:rPr>
               <w:t xml:space="preserve">집행부 답변</w:t>
             </w:r>
@@ -7406,7 +7536,8 @@
             <w:r>
               <w:rPr>
                 <w:b/>
-                <w:sz w:val="19"/>
+                <w:color w:val="000000"/>
+                <w:sz w:val="20"/>
               </w:rPr>
               <w:t xml:space="preserve">받아치기</w:t>
             </w:r>
@@ -7429,7 +7560,8 @@
             </w:pPr>
             <w:r>
               <w:rPr>
-                <w:sz w:val="19"/>
+                <w:color w:val="000000"/>
+                <w:sz w:val="20"/>
               </w:rPr>
               <w:t xml:space="preserve">"적극 검토하겠습니다."</w:t>
             </w:r>
@@ -7447,7 +7579,8 @@
             </w:pPr>
             <w:r>
               <w:rPr>
-                <w:sz w:val="19"/>
+                <w:color w:val="000000"/>
+                <w:sz w:val="20"/>
               </w:rPr>
               <w:t xml:space="preserve">"언제까지, 누가, 얼마의 예산으로 하실지 서면으로 제출해 주십시오."</w:t>
             </w:r>
@@ -7470,7 +7603,8 @@
             </w:pPr>
             <w:r>
               <w:rPr>
-                <w:sz w:val="19"/>
+                <w:color w:val="000000"/>
+                <w:sz w:val="20"/>
               </w:rPr>
               <w:t xml:space="preserve">"자료를 나중에 드리겠습니다."</w:t>
             </w:r>
@@ -7488,7 +7622,8 @@
             </w:pPr>
             <w:r>
               <w:rPr>
-                <w:sz w:val="19"/>
+                <w:color w:val="000000"/>
+                <w:sz w:val="20"/>
               </w:rPr>
               <w:t xml:space="preserve">"감사 기간 중 ○일까지 제출해 주시고, 제출 전까지 이 질의는 보류하겠습니다."</w:t>
             </w:r>
@@ -7511,7 +7646,8 @@
             </w:pPr>
             <w:r>
               <w:rPr>
-                <w:sz w:val="19"/>
+                <w:color w:val="000000"/>
+                <w:sz w:val="20"/>
               </w:rPr>
               <w:t xml:space="preserve">"전임자 때 일이라 잘 모릅니다."</w:t>
             </w:r>
@@ -7529,7 +7665,8 @@
             </w:pPr>
             <w:r>
               <w:rPr>
-                <w:sz w:val="19"/>
+                <w:color w:val="000000"/>
+                <w:sz w:val="20"/>
               </w:rPr>
               <w:t xml:space="preserve">"행감 지적은 담당자가 바뀌어도 기관이 이행해야 합니다. 기관의 입장을 말씀해 주십시오."</w:t>
             </w:r>
@@ -7552,7 +7689,8 @@
             </w:pPr>
             <w:r>
               <w:rPr>
-                <w:sz w:val="19"/>
+                <w:color w:val="000000"/>
+                <w:sz w:val="20"/>
               </w:rPr>
               <w:t xml:space="preserve">"예산이 부족해서…"</w:t>
             </w:r>
@@ -7570,7 +7708,8 @@
             </w:pPr>
             <w:r>
               <w:rPr>
-                <w:sz w:val="19"/>
+                <w:color w:val="000000"/>
+                <w:sz w:val="20"/>
               </w:rPr>
               <w:t xml:space="preserve">"그렇다면 내년 예산 요구에 얼마를 반영하셨습니까? 반영 안 했다면 우선순위가 낮다는 뜻입니까?"</w:t>
             </w:r>
@@ -7593,7 +7732,8 @@
             </w:pPr>
             <w:r>
               <w:rPr>
-                <w:sz w:val="19"/>
+                <w:color w:val="000000"/>
+                <w:sz w:val="20"/>
               </w:rPr>
               <w:t xml:space="preserve">"다른 시도도 마찬가지입니다."</w:t>
             </w:r>
@@ -7611,7 +7751,8 @@
             </w:pPr>
             <w:r>
               <w:rPr>
-                <w:sz w:val="19"/>
+                <w:color w:val="000000"/>
+                <w:sz w:val="20"/>
               </w:rPr>
               <w:t xml:space="preserve">"서울(또는 ○○도)은 이렇게 개선했습니다. 자료를 드릴 테니 비교 검토해 제출해 주십시오."</w:t>
             </w:r>
@@ -7673,7 +7814,8 @@
             <w:r>
               <w:rPr>
                 <w:b/>
-                <w:sz w:val="19"/>
+                <w:color w:val="000000"/>
+                <w:sz w:val="20"/>
               </w:rPr>
               <w:t xml:space="preserve">시간</w:t>
             </w:r>
@@ -7693,7 +7835,8 @@
             <w:r>
               <w:rPr>
                 <w:b/>
-                <w:sz w:val="19"/>
+                <w:color w:val="000000"/>
+                <w:sz w:val="20"/>
               </w:rPr>
               <w:t xml:space="preserve">내용</w:t>
             </w:r>
@@ -7716,7 +7859,8 @@
             </w:pPr>
             <w:r>
               <w:rPr>
-                <w:sz w:val="19"/>
+                <w:color w:val="000000"/>
+                <w:sz w:val="20"/>
               </w:rPr>
               <w:t xml:space="preserve">0:00–0:30</w:t>
             </w:r>
@@ -7734,7 +7878,8 @@
             </w:pPr>
             <w:r>
               <w:rPr>
-                <w:sz w:val="19"/>
+                <w:color w:val="000000"/>
+                <w:sz w:val="20"/>
               </w:rPr>
               <w:t xml:space="preserve">주제 제시: "○○사업의 집행 부진에 대해 묻겠습니다."</w:t>
             </w:r>
@@ -7757,7 +7902,8 @@
             </w:pPr>
             <w:r>
               <w:rPr>
-                <w:sz w:val="19"/>
+                <w:color w:val="000000"/>
+                <w:sz w:val="20"/>
               </w:rPr>
               <w:t xml:space="preserve">0:30–2:30</w:t>
             </w:r>
@@ -7775,7 +7921,8 @@
             </w:pPr>
             <w:r>
               <w:rPr>
-                <w:sz w:val="19"/>
+                <w:color w:val="000000"/>
+                <w:sz w:val="20"/>
               </w:rPr>
               <w:t xml:space="preserve">사실 확인: 자료의 숫자를 하나씩 확인(예/아니오로 답할 질문)</w:t>
             </w:r>
@@ -7798,7 +7945,8 @@
             </w:pPr>
             <w:r>
               <w:rPr>
-                <w:sz w:val="19"/>
+                <w:color w:val="000000"/>
+                <w:sz w:val="20"/>
               </w:rPr>
               <w:t xml:space="preserve">2:30–5:00</w:t>
             </w:r>
@@ -7816,7 +7964,8 @@
             </w:pPr>
             <w:r>
               <w:rPr>
-                <w:sz w:val="19"/>
+                <w:color w:val="000000"/>
+                <w:sz w:val="20"/>
               </w:rPr>
               <w:t xml:space="preserve">문제 제기: 비교(3년 추이, 다른 시도, 31개 시군), 원인 질문</w:t>
             </w:r>
@@ -7839,7 +7988,8 @@
             </w:pPr>
             <w:r>
               <w:rPr>
-                <w:sz w:val="19"/>
+                <w:color w:val="000000"/>
+                <w:sz w:val="20"/>
               </w:rPr>
               <w:t xml:space="preserve">5:00–6:30</w:t>
             </w:r>
@@ -7857,7 +8007,8 @@
             </w:pPr>
             <w:r>
               <w:rPr>
-                <w:sz w:val="19"/>
+                <w:color w:val="000000"/>
+                <w:sz w:val="20"/>
               </w:rPr>
               <w:t xml:space="preserve">대안 제시와 요구: 구체적 개선 방향, 기한</w:t>
             </w:r>
@@ -7880,7 +8031,8 @@
             </w:pPr>
             <w:r>
               <w:rPr>
-                <w:sz w:val="19"/>
+                <w:color w:val="000000"/>
+                <w:sz w:val="20"/>
               </w:rPr>
               <w:t xml:space="preserve">6:30–7:00</w:t>
             </w:r>
@@ -7898,7 +8050,8 @@
             </w:pPr>
             <w:r>
               <w:rPr>
-                <w:sz w:val="19"/>
+                <w:color w:val="000000"/>
+                <w:sz w:val="20"/>
               </w:rPr>
               <w:t xml:space="preserve">정리: "서면으로 ○일까지 제출해 주시고, 결과보고서에 반영하겠습니다."</w:t>
             </w:r>
@@ -8294,7 +8447,8 @@
             <w:r>
               <w:rPr>
                 <w:b/>
-                <w:sz w:val="19"/>
+                <w:color w:val="000000"/>
+                <w:sz w:val="20"/>
               </w:rPr>
               <w:t xml:space="preserve">용어</w:t>
             </w:r>
@@ -8314,7 +8468,8 @@
             <w:r>
               <w:rPr>
                 <w:b/>
-                <w:sz w:val="19"/>
+                <w:color w:val="000000"/>
+                <w:sz w:val="20"/>
               </w:rPr>
               <w:t xml:space="preserve">쉬운 설명</w:t>
             </w:r>
@@ -8339,7 +8494,8 @@
               <w:rPr>
                 <w:bCs/>
                 <w:b/>
-                <w:sz w:val="19"/>
+                <w:color w:val="000000"/>
+                <w:sz w:val="20"/>
               </w:rPr>
               <w:t xml:space="preserve">감사결과보고서</w:t>
             </w:r>
@@ -8357,7 +8513,8 @@
             </w:pPr>
             <w:r>
               <w:rPr>
-                <w:sz w:val="19"/>
+                <w:color w:val="000000"/>
+                <w:sz w:val="20"/>
               </w:rPr>
               <w:t xml:space="preserve">행감이 끝나고 위원회가 채택하는 보고서. 시정요구·처리요구·건의사항으로 나뉜다.</w:t>
             </w:r>
@@ -8382,7 +8539,8 @@
               <w:rPr>
                 <w:bCs/>
                 <w:b/>
-                <w:sz w:val="19"/>
+                <w:color w:val="000000"/>
+                <w:sz w:val="20"/>
               </w:rPr>
               <w:t xml:space="preserve">건의사항</w:t>
             </w:r>
@@ -8400,7 +8558,8 @@
             </w:pPr>
             <w:r>
               <w:rPr>
-                <w:sz w:val="19"/>
+                <w:color w:val="000000"/>
+                <w:sz w:val="20"/>
               </w:rPr>
               <w:t xml:space="preserve">강제력은 약하고 "검토해 보라"는 아이디어 제공 수준의 요구.</w:t>
             </w:r>
@@ -8425,7 +8584,8 @@
               <w:rPr>
                 <w:bCs/>
                 <w:b/>
-                <w:sz w:val="19"/>
+                <w:color w:val="000000"/>
+                <w:sz w:val="20"/>
               </w:rPr>
               <w:t xml:space="preserve">계수조정</w:t>
             </w:r>
@@ -8443,7 +8603,8 @@
             </w:pPr>
             <w:r>
               <w:rPr>
-                <w:sz w:val="19"/>
+                <w:color w:val="000000"/>
+                <w:sz w:val="20"/>
               </w:rPr>
               <w:t xml:space="preserve">예산결산특별위원회가 심사 막바지에 항목별로 깎고 늘리는 숫자를 최종 맞추는 과정. 소수의 계수조정위원이 집행부와 협의한다.</w:t>
             </w:r>
@@ -8468,7 +8629,8 @@
               <w:rPr>
                 <w:bCs/>
                 <w:b/>
-                <w:sz w:val="19"/>
+                <w:color w:val="000000"/>
+                <w:sz w:val="20"/>
               </w:rPr>
               <w:t xml:space="preserve">교부세 감액</w:t>
             </w:r>
@@ -8486,7 +8648,8 @@
             </w:pPr>
             <w:r>
               <w:rPr>
-                <w:sz w:val="19"/>
+                <w:color w:val="000000"/>
+                <w:sz w:val="20"/>
               </w:rPr>
               <w:t xml:space="preserve">지자체가 법령을 위반해 돈을 쓰거나 걷어야 할 돈을 안 걷으면 국가가 다음 해 교부세를 깎는 제재.</w:t>
             </w:r>
@@ -8511,7 +8674,8 @@
               <w:rPr>
                 <w:bCs/>
                 <w:b/>
-                <w:sz w:val="19"/>
+                <w:color w:val="000000"/>
+                <w:sz w:val="20"/>
               </w:rPr>
               <w:t xml:space="preserve">내부거래</w:t>
             </w:r>
@@ -8529,19 +8693,22 @@
             </w:pPr>
             <w:r>
               <w:rPr>
-                <w:sz w:val="19"/>
+                <w:color w:val="000000"/>
+                <w:sz w:val="20"/>
               </w:rPr>
               <w:t xml:space="preserve">일반회계·특별회계·기금 사이에 돈을 주고받는 것. 실제 새 돈이 아닌데 예산 규모를 키운다. (</w:t>
             </w:r>
             <w:r>
               <w:rPr>
-                <w:sz w:val="19"/>
+                <w:color w:val="000000"/>
+                <w:sz w:val="20"/>
               </w:rPr>
               <w:t xml:space="preserve">경기도 약 4.36%, 서울 약 0.8%(강의 자료)</w:t>
             </w:r>
             <w:r>
               <w:rPr>
-                <w:sz w:val="19"/>
+                <w:color w:val="000000"/>
+                <w:sz w:val="20"/>
               </w:rPr>
               <w:t xml:space="preserve">)</w:t>
             </w:r>
@@ -8566,7 +8733,8 @@
               <w:rPr>
                 <w:bCs/>
                 <w:b/>
-                <w:sz w:val="19"/>
+                <w:color w:val="000000"/>
+                <w:sz w:val="20"/>
               </w:rPr>
               <w:t xml:space="preserve">민간위탁</w:t>
             </w:r>
@@ -8584,7 +8752,8 @@
             </w:pPr>
             <w:r>
               <w:rPr>
-                <w:sz w:val="19"/>
+                <w:color w:val="000000"/>
+                <w:sz w:val="20"/>
               </w:rPr>
               <w:t xml:space="preserve">도의 사무(시설 운영 등)를 민간 법인·단체에 맡기는 것. 예산과목 307-05(민간위탁금), 402-03(민간위탁사업비).</w:t>
             </w:r>
@@ -8609,7 +8778,8 @@
               <w:rPr>
                 <w:bCs/>
                 <w:b/>
-                <w:sz w:val="19"/>
+                <w:color w:val="000000"/>
+                <w:sz w:val="20"/>
               </w:rPr>
               <w:t xml:space="preserve">민간투자사업 (BTL·BTO·BOT)</w:t>
             </w:r>
@@ -8627,13 +8797,15 @@
             </w:pPr>
             <w:r>
               <w:rPr>
-                <w:sz w:val="19"/>
+                <w:color w:val="000000"/>
+                <w:sz w:val="20"/>
               </w:rPr>
               <w:t xml:space="preserve">민간 돈으로 시설을 짓는 방식.</w:t>
             </w:r>
             <w:r>
               <w:rPr>
-                <w:sz w:val="19"/>
+                <w:color w:val="000000"/>
+                <w:sz w:val="20"/>
               </w:rPr>
               <w:t xml:space="preserve"> </w:t>
             </w:r>
@@ -8641,19 +8813,22 @@
               <w:rPr>
                 <w:bCs/>
                 <w:b/>
-                <w:sz w:val="19"/>
+                <w:color w:val="000000"/>
+                <w:sz w:val="20"/>
               </w:rPr>
               <w:t xml:space="preserve">BTL</w:t>
             </w:r>
             <w:r>
               <w:rPr>
-                <w:sz w:val="19"/>
+                <w:color w:val="000000"/>
+                <w:sz w:val="20"/>
               </w:rPr>
               <w:t xml:space="preserve">: 지어서 소유권을 넘기고 정부가 임대료를 줌(학교, 하수관).</w:t>
             </w:r>
             <w:r>
               <w:rPr>
-                <w:sz w:val="19"/>
+                <w:color w:val="000000"/>
+                <w:sz w:val="20"/>
               </w:rPr>
               <w:t xml:space="preserve"> </w:t>
             </w:r>
@@ -8661,19 +8836,22 @@
               <w:rPr>
                 <w:bCs/>
                 <w:b/>
-                <w:sz w:val="19"/>
+                <w:color w:val="000000"/>
+                <w:sz w:val="20"/>
               </w:rPr>
               <w:t xml:space="preserve">BTO</w:t>
             </w:r>
             <w:r>
               <w:rPr>
-                <w:sz w:val="19"/>
+                <w:color w:val="000000"/>
+                <w:sz w:val="20"/>
               </w:rPr>
               <w:t xml:space="preserve">: 지어서 소유권은 넘기고 운영권으로 이용료를 받음(지하철 9호선, 우면산터널, 일산대교).</w:t>
             </w:r>
             <w:r>
               <w:rPr>
-                <w:sz w:val="19"/>
+                <w:color w:val="000000"/>
+                <w:sz w:val="20"/>
               </w:rPr>
               <w:t xml:space="preserve"> </w:t>
             </w:r>
@@ -8681,25 +8859,29 @@
               <w:rPr>
                 <w:bCs/>
                 <w:b/>
-                <w:sz w:val="19"/>
+                <w:color w:val="000000"/>
+                <w:sz w:val="20"/>
               </w:rPr>
               <w:t xml:space="preserve">BOT</w:t>
             </w:r>
             <w:r>
               <w:rPr>
-                <w:sz w:val="19"/>
+                <w:color w:val="000000"/>
+                <w:sz w:val="20"/>
               </w:rPr>
               <w:t xml:space="preserve">: 민간이 소유·운영하다 20~30년 뒤 넘김. (</w:t>
             </w:r>
             <w:r>
               <w:rPr>
-                <w:sz w:val="19"/>
+                <w:color w:val="000000"/>
+                <w:sz w:val="20"/>
               </w:rPr>
               <w:t xml:space="preserve">결국 모두 미래에 갚아야 할 부담이다.</w:t>
             </w:r>
             <w:r>
               <w:rPr>
-                <w:sz w:val="19"/>
+                <w:color w:val="000000"/>
+                <w:sz w:val="20"/>
               </w:rPr>
               <w:t xml:space="preserve">)</w:t>
             </w:r>
@@ -8724,7 +8906,8 @@
               <w:rPr>
                 <w:bCs/>
                 <w:b/>
-                <w:sz w:val="19"/>
+                <w:color w:val="000000"/>
+                <w:sz w:val="20"/>
               </w:rPr>
               <w:t xml:space="preserve">법정전출금</w:t>
             </w:r>
@@ -8742,7 +8925,8 @@
             </w:pPr>
             <w:r>
               <w:rPr>
-                <w:sz w:val="19"/>
+                <w:color w:val="000000"/>
+                <w:sz w:val="20"/>
               </w:rPr>
               <w:t xml:space="preserve">법에 따라 도가 교육청 등에 반드시 넘겨야 하는 돈(지방교육세 전액, 담배소비세 일부, 시도세 일부 등).</w:t>
             </w:r>
@@ -8767,7 +8951,8 @@
               <w:rPr>
                 <w:bCs/>
                 <w:b/>
-                <w:sz w:val="19"/>
+                <w:color w:val="000000"/>
+                <w:sz w:val="20"/>
               </w:rPr>
               <w:t xml:space="preserve">보전수입 등</w:t>
             </w:r>
@@ -8785,7 +8970,8 @@
             </w:pPr>
             <w:r>
               <w:rPr>
-                <w:sz w:val="19"/>
+                <w:color w:val="000000"/>
+                <w:sz w:val="20"/>
               </w:rPr>
               <w:t xml:space="preserve">작년에서 넘어온 돈(순세계잉여금, 이월금), 융자금 회수 등. 집행부가 크기를 조절하기 쉽다.</w:t>
             </w:r>
@@ -8810,7 +8996,8 @@
               <w:rPr>
                 <w:bCs/>
                 <w:b/>
-                <w:sz w:val="19"/>
+                <w:color w:val="000000"/>
+                <w:sz w:val="20"/>
               </w:rPr>
               <w:t xml:space="preserve">보조금(국고보조금)</w:t>
             </w:r>
@@ -8828,7 +9015,8 @@
             </w:pPr>
             <w:r>
               <w:rPr>
-                <w:sz w:val="19"/>
+                <w:color w:val="000000"/>
+                <w:sz w:val="20"/>
               </w:rPr>
               <w:t xml:space="preserve">국가 사업을 하라고 국가가 주는 돈. 보통 도·시군이 일정 비율을 맞춰 넣어야(매칭) 해서, 늘어날수록 자체 재원이 묶인다.</w:t>
             </w:r>
@@ -8853,7 +9041,8 @@
               <w:rPr>
                 <w:bCs/>
                 <w:b/>
-                <w:sz w:val="19"/>
+                <w:color w:val="000000"/>
+                <w:sz w:val="20"/>
               </w:rPr>
               <w:t xml:space="preserve">보통교부세·특별교부세</w:t>
             </w:r>
@@ -8871,13 +9060,15 @@
             </w:pPr>
             <w:r>
               <w:rPr>
-                <w:sz w:val="19"/>
+                <w:color w:val="000000"/>
+                <w:sz w:val="20"/>
               </w:rPr>
               <w:t xml:space="preserve">지방교부세 4종(보통·특별·부동산·소방안전) 중 일부.</w:t>
             </w:r>
             <w:r>
               <w:rPr>
-                <w:sz w:val="19"/>
+                <w:color w:val="000000"/>
+                <w:sz w:val="20"/>
               </w:rPr>
               <w:t xml:space="preserve"> </w:t>
             </w:r>
@@ -8885,19 +9076,22 @@
               <w:rPr>
                 <w:bCs/>
                 <w:b/>
-                <w:sz w:val="19"/>
+                <w:color w:val="000000"/>
+                <w:sz w:val="20"/>
               </w:rPr>
               <w:t xml:space="preserve">보통교부세</w:t>
             </w:r>
             <w:r>
               <w:rPr>
-                <w:sz w:val="19"/>
+                <w:color w:val="000000"/>
+                <w:sz w:val="20"/>
               </w:rPr>
               <w:t xml:space="preserve">는 내국세의 19.24%를 재원으로 재정 부족 지자체에 나눠 주며, 경기도 본청은 받지 못한다.</w:t>
             </w:r>
             <w:r>
               <w:rPr>
-                <w:sz w:val="19"/>
+                <w:color w:val="000000"/>
+                <w:sz w:val="20"/>
               </w:rPr>
               <w:t xml:space="preserve"> </w:t>
             </w:r>
@@ -8905,13 +9099,15 @@
               <w:rPr>
                 <w:bCs/>
                 <w:b/>
-                <w:sz w:val="19"/>
+                <w:color w:val="000000"/>
+                <w:sz w:val="20"/>
               </w:rPr>
               <w:t xml:space="preserve">특별교부세</w:t>
             </w:r>
             <w:r>
               <w:rPr>
-                <w:sz w:val="19"/>
+                <w:color w:val="000000"/>
+                <w:sz w:val="20"/>
               </w:rPr>
               <w:t xml:space="preserve">는 특별한 사정(재해·현안)에 주는 돈.</w:t>
             </w:r>
@@ -8936,7 +9132,8 @@
               <w:rPr>
                 <w:bCs/>
                 <w:b/>
-                <w:sz w:val="19"/>
+                <w:color w:val="000000"/>
+                <w:sz w:val="20"/>
               </w:rPr>
               <w:t xml:space="preserve">분식회계</w:t>
             </w:r>
@@ -8954,7 +9151,8 @@
             </w:pPr>
             <w:r>
               <w:rPr>
-                <w:sz w:val="19"/>
+                <w:color w:val="000000"/>
+                <w:sz w:val="20"/>
               </w:rPr>
               <w:t xml:space="preserve">장부를 꾸며 실제보다 좋아 보이게 하는 것. 지자체에서는 생기지도 않은 잉여금을 미리 세입으로 잡아 예산을 부풀리는 방식이 쓰인다.</w:t>
             </w:r>
@@ -8979,7 +9177,8 @@
               <w:rPr>
                 <w:bCs/>
                 <w:b/>
-                <w:sz w:val="19"/>
+                <w:color w:val="000000"/>
+                <w:sz w:val="20"/>
               </w:rPr>
               <w:t xml:space="preserve">불용액</w:t>
             </w:r>
@@ -8997,7 +9196,8 @@
             </w:pPr>
             <w:r>
               <w:rPr>
-                <w:sz w:val="19"/>
+                <w:color w:val="000000"/>
+                <w:sz w:val="20"/>
               </w:rPr>
               <w:t xml:space="preserve">예산을 받아 놓고 쓰지 않아 남은 돈. 아무 일이 없어 안 쓴 "착한 불용"과 사업을 못 해서 남은 "나쁜 불용"이 있다.</w:t>
             </w:r>
@@ -9022,7 +9222,8 @@
               <w:rPr>
                 <w:bCs/>
                 <w:b/>
-                <w:sz w:val="19"/>
+                <w:color w:val="000000"/>
+                <w:sz w:val="20"/>
               </w:rPr>
               <w:t xml:space="preserve">설계변경</w:t>
             </w:r>
@@ -9040,7 +9241,8 @@
             </w:pPr>
             <w:r>
               <w:rPr>
-                <w:sz w:val="19"/>
+                <w:color w:val="000000"/>
+                <w:sz w:val="20"/>
               </w:rPr>
               <w:t xml:space="preserve">공사 도중 설계를 바꾸는 것. 원칙적으로 없어야 하며, 반복되면 공사비 증액·업체 특혜 의심 대상.</w:t>
             </w:r>
@@ -9065,7 +9267,8 @@
               <w:rPr>
                 <w:bCs/>
                 <w:b/>
-                <w:sz w:val="19"/>
+                <w:color w:val="000000"/>
+                <w:sz w:val="20"/>
               </w:rPr>
               <w:t xml:space="preserve">성과지표</w:t>
             </w:r>
@@ -9083,7 +9286,8 @@
             </w:pPr>
             <w:r>
               <w:rPr>
-                <w:sz w:val="19"/>
+                <w:color w:val="000000"/>
+                <w:sz w:val="20"/>
               </w:rPr>
               <w:t xml:space="preserve">사업이 효과를 냈는지 재는 잣대. 예산서에는 성과계획서, 결산서에는 성과보고서로 붙는다.</w:t>
             </w:r>
@@ -9108,7 +9312,8 @@
               <w:rPr>
                 <w:bCs/>
                 <w:b/>
-                <w:sz w:val="19"/>
+                <w:color w:val="000000"/>
+                <w:sz w:val="20"/>
               </w:rPr>
               <w:t xml:space="preserve">세수진도율</w:t>
             </w:r>
@@ -9126,7 +9331,8 @@
             </w:pPr>
             <w:r>
               <w:rPr>
-                <w:sz w:val="19"/>
+                <w:color w:val="000000"/>
+                <w:sz w:val="20"/>
               </w:rPr>
               <w:t xml:space="preserve">1년 세입 목표 중 지금까지 실제로 걷힌 비율. 월별로 확인해 세수 펑크를 미리 안다.</w:t>
             </w:r>
@@ -9151,7 +9357,8 @@
               <w:rPr>
                 <w:bCs/>
                 <w:b/>
-                <w:sz w:val="19"/>
+                <w:color w:val="000000"/>
+                <w:sz w:val="20"/>
               </w:rPr>
               <w:t xml:space="preserve">세수오차비율</w:t>
             </w:r>
@@ -9169,7 +9376,8 @@
             </w:pPr>
             <w:r>
               <w:rPr>
-                <w:sz w:val="19"/>
+                <w:color w:val="000000"/>
+                <w:sz w:val="20"/>
               </w:rPr>
               <w:t xml:space="preserve">예산에 잡은 세입과 실제 걷힌 세입의 차이 비율. 클수록 예산을 부정확하게 짰다는 뜻.</w:t>
             </w:r>
@@ -9194,7 +9402,8 @@
               <w:rPr>
                 <w:bCs/>
                 <w:b/>
-                <w:sz w:val="19"/>
+                <w:color w:val="000000"/>
+                <w:sz w:val="20"/>
               </w:rPr>
               <w:t xml:space="preserve">수의계약</w:t>
             </w:r>
@@ -9212,7 +9421,8 @@
             </w:pPr>
             <w:r>
               <w:rPr>
-                <w:sz w:val="19"/>
+                <w:color w:val="000000"/>
+                <w:sz w:val="20"/>
               </w:rPr>
               <w:t xml:space="preserve">경쟁입찰 없이 특정 업체와 바로 맺는 계약. 일정 금액 이하나 긴급한 경우에 허용되며, 쏠림·분할계약이 단골 지적 사항.</w:t>
             </w:r>
@@ -9237,7 +9447,8 @@
               <w:rPr>
                 <w:bCs/>
                 <w:b/>
-                <w:sz w:val="19"/>
+                <w:color w:val="000000"/>
+                <w:sz w:val="20"/>
               </w:rPr>
               <w:t xml:space="preserve">순세계잉여금</w:t>
             </w:r>
@@ -9255,7 +9466,8 @@
             </w:pPr>
             <w:r>
               <w:rPr>
-                <w:sz w:val="19"/>
+                <w:color w:val="000000"/>
+                <w:sz w:val="20"/>
               </w:rPr>
               <w:t xml:space="preserve">1년 살림을 다 살고, 다음 해로 넘길 돈(이월금)과 국고에 돌려줄 돈까지 뺀 뒤 순수하게 남은 돈.</w:t>
             </w:r>
@@ -9280,7 +9492,8 @@
               <w:rPr>
                 <w:bCs/>
                 <w:b/>
-                <w:sz w:val="19"/>
+                <w:color w:val="000000"/>
+                <w:sz w:val="20"/>
               </w:rPr>
               <w:t xml:space="preserve">시정요구</w:t>
             </w:r>
@@ -9298,7 +9511,8 @@
             </w:pPr>
             <w:r>
               <w:rPr>
-                <w:sz w:val="19"/>
+                <w:color w:val="000000"/>
+                <w:sz w:val="20"/>
               </w:rPr>
               <w:t xml:space="preserve">법령·조례 위반에 대한 "바로잡아라" 요구. 강제 이행 대상.</w:t>
             </w:r>
@@ -9323,7 +9537,8 @@
               <w:rPr>
                 <w:bCs/>
                 <w:b/>
-                <w:sz w:val="19"/>
+                <w:color w:val="000000"/>
+                <w:sz w:val="20"/>
               </w:rPr>
               <w:t xml:space="preserve">실링(한도)</w:t>
             </w:r>
@@ -9341,7 +9556,8 @@
             </w:pPr>
             <w:r>
               <w:rPr>
-                <w:sz w:val="19"/>
+                <w:color w:val="000000"/>
+                <w:sz w:val="20"/>
               </w:rPr>
               <w:t xml:space="preserve">예산 심사에서 의원별·분야별로 미리 정한 증액 가능 한도. 서울시의회는 예결위원 1인당 지역구 사업 한도를 두는 관행이 있다.</w:t>
             </w:r>
@@ -9366,7 +9582,8 @@
               <w:rPr>
                 <w:bCs/>
                 <w:b/>
-                <w:sz w:val="19"/>
+                <w:color w:val="000000"/>
+                <w:sz w:val="20"/>
               </w:rPr>
               <w:t xml:space="preserve">양입제출·양출제입</w:t>
             </w:r>
@@ -9384,13 +9601,15 @@
             </w:pPr>
             <w:r>
               <w:rPr>
-                <w:sz w:val="19"/>
+                <w:color w:val="000000"/>
+                <w:sz w:val="20"/>
               </w:rPr>
               <w:t xml:space="preserve">지방은 들어올 돈을 먼저 헤아리고 지출을 정하는</w:t>
             </w:r>
             <w:r>
               <w:rPr>
-                <w:sz w:val="19"/>
+                <w:color w:val="000000"/>
+                <w:sz w:val="20"/>
               </w:rPr>
               <w:t xml:space="preserve"> </w:t>
             </w:r>
@@ -9398,19 +9617,22 @@
               <w:rPr>
                 <w:bCs/>
                 <w:b/>
-                <w:sz w:val="19"/>
+                <w:color w:val="000000"/>
+                <w:sz w:val="20"/>
               </w:rPr>
               <w:t xml:space="preserve">양입제출</w:t>
             </w:r>
             <w:r>
               <w:rPr>
-                <w:sz w:val="19"/>
+                <w:color w:val="000000"/>
+                <w:sz w:val="20"/>
               </w:rPr>
               <w:t xml:space="preserve">, 국가는 쓸 돈을 먼저 정하고 세입을 맞추는</w:t>
             </w:r>
             <w:r>
               <w:rPr>
-                <w:sz w:val="19"/>
+                <w:color w:val="000000"/>
+                <w:sz w:val="20"/>
               </w:rPr>
               <w:t xml:space="preserve"> </w:t>
             </w:r>
@@ -9418,13 +9640,15 @@
               <w:rPr>
                 <w:bCs/>
                 <w:b/>
-                <w:sz w:val="19"/>
+                <w:color w:val="000000"/>
+                <w:sz w:val="20"/>
               </w:rPr>
               <w:t xml:space="preserve">양출제입</w:t>
             </w:r>
             <w:r>
               <w:rPr>
-                <w:sz w:val="19"/>
+                <w:color w:val="000000"/>
+                <w:sz w:val="20"/>
               </w:rPr>
               <w:t xml:space="preserve">이 원칙이다.</w:t>
             </w:r>
@@ -9449,7 +9673,8 @@
               <w:rPr>
                 <w:bCs/>
                 <w:b/>
-                <w:sz w:val="19"/>
+                <w:color w:val="000000"/>
+                <w:sz w:val="20"/>
               </w:rPr>
               <w:t xml:space="preserve">예비비</w:t>
             </w:r>
@@ -9467,7 +9692,8 @@
             </w:pPr>
             <w:r>
               <w:rPr>
-                <w:sz w:val="19"/>
+                <w:color w:val="000000"/>
+                <w:sz w:val="20"/>
               </w:rPr>
               <w:t xml:space="preserve">예측 못 한 지출에 대비해 일반회계의 1% 범위에서 편성하는 돈.</w:t>
             </w:r>
@@ -9492,7 +9718,8 @@
               <w:rPr>
                 <w:bCs/>
                 <w:b/>
-                <w:sz w:val="19"/>
+                <w:color w:val="000000"/>
+                <w:sz w:val="20"/>
               </w:rPr>
               <w:t xml:space="preserve">예수금·예탁금·예치금</w:t>
             </w:r>
@@ -9510,13 +9737,15 @@
             </w:pPr>
             <w:r>
               <w:rPr>
-                <w:sz w:val="19"/>
+                <w:color w:val="000000"/>
+                <w:sz w:val="20"/>
               </w:rPr>
               <w:t xml:space="preserve">회계 사이의 돈 거래.</w:t>
             </w:r>
             <w:r>
               <w:rPr>
-                <w:sz w:val="19"/>
+                <w:color w:val="000000"/>
+                <w:sz w:val="20"/>
               </w:rPr>
               <w:t xml:space="preserve"> </w:t>
             </w:r>
@@ -9524,19 +9753,22 @@
               <w:rPr>
                 <w:bCs/>
                 <w:b/>
-                <w:sz w:val="19"/>
+                <w:color w:val="000000"/>
+                <w:sz w:val="20"/>
               </w:rPr>
               <w:t xml:space="preserve">예수금</w:t>
             </w:r>
             <w:r>
               <w:rPr>
-                <w:sz w:val="19"/>
+                <w:color w:val="000000"/>
+                <w:sz w:val="20"/>
               </w:rPr>
               <w:t xml:space="preserve">: 다른 회계에서 빌려 온 돈.</w:t>
             </w:r>
             <w:r>
               <w:rPr>
-                <w:sz w:val="19"/>
+                <w:color w:val="000000"/>
+                <w:sz w:val="20"/>
               </w:rPr>
               <w:t xml:space="preserve"> </w:t>
             </w:r>
@@ -9544,19 +9776,22 @@
               <w:rPr>
                 <w:bCs/>
                 <w:b/>
-                <w:sz w:val="19"/>
+                <w:color w:val="000000"/>
+                <w:sz w:val="20"/>
               </w:rPr>
               <w:t xml:space="preserve">예탁금</w:t>
             </w:r>
             <w:r>
               <w:rPr>
-                <w:sz w:val="19"/>
+                <w:color w:val="000000"/>
+                <w:sz w:val="20"/>
               </w:rPr>
               <w:t xml:space="preserve">: 다른 회계(통합계정 등)에 맡긴 돈, 찾아오면 예탁금 회수.</w:t>
             </w:r>
             <w:r>
               <w:rPr>
-                <w:sz w:val="19"/>
+                <w:color w:val="000000"/>
+                <w:sz w:val="20"/>
               </w:rPr>
               <w:t xml:space="preserve"> </w:t>
             </w:r>
@@ -9564,13 +9799,15 @@
               <w:rPr>
                 <w:bCs/>
                 <w:b/>
-                <w:sz w:val="19"/>
+                <w:color w:val="000000"/>
+                <w:sz w:val="20"/>
               </w:rPr>
               <w:t xml:space="preserve">예치금</w:t>
             </w:r>
             <w:r>
               <w:rPr>
-                <w:sz w:val="19"/>
+                <w:color w:val="000000"/>
+                <w:sz w:val="20"/>
               </w:rPr>
               <w:t xml:space="preserve">: 은행에 맡긴 돈, 찾아오면 예치금 회수.</w:t>
             </w:r>
@@ -9595,7 +9832,8 @@
               <w:rPr>
                 <w:bCs/>
                 <w:b/>
-                <w:sz w:val="19"/>
+                <w:color w:val="000000"/>
+                <w:sz w:val="20"/>
               </w:rPr>
               <w:t xml:space="preserve">위법·불법</w:t>
             </w:r>
@@ -9613,7 +9851,8 @@
             </w:pPr>
             <w:r>
               <w:rPr>
-                <w:sz w:val="19"/>
+                <w:color w:val="000000"/>
+                <w:sz w:val="20"/>
               </w:rPr>
               <w:t xml:space="preserve">위법은 법을 어긴 것, 불법은 처벌 조항까지 있는 위반.</w:t>
             </w:r>
@@ -9638,7 +9877,8 @@
               <w:rPr>
                 <w:bCs/>
                 <w:b/>
-                <w:sz w:val="19"/>
+                <w:color w:val="000000"/>
+                <w:sz w:val="20"/>
               </w:rPr>
               <w:t xml:space="preserve">재정분석</w:t>
             </w:r>
@@ -9656,7 +9896,8 @@
             </w:pPr>
             <w:r>
               <w:rPr>
-                <w:sz w:val="19"/>
+                <w:color w:val="000000"/>
+                <w:sz w:val="20"/>
               </w:rPr>
               <w:t xml:space="preserve">행정안전부가 결산 후 지자체 재정의 건전성·효율성·계획성을 평가해 매기는 성적표. 지표별로 유형 평균과 비교한다.</w:t>
             </w:r>
@@ -9681,7 +9922,8 @@
               <w:rPr>
                 <w:bCs/>
                 <w:b/>
-                <w:sz w:val="19"/>
+                <w:color w:val="000000"/>
+                <w:sz w:val="20"/>
               </w:rPr>
               <w:t xml:space="preserve">재정자립도</w:t>
             </w:r>
@@ -9699,7 +9941,8 @@
             </w:pPr>
             <w:r>
               <w:rPr>
-                <w:sz w:val="19"/>
+                <w:color w:val="000000"/>
+                <w:sz w:val="20"/>
               </w:rPr>
               <w:t xml:space="preserve">전체 재원 중 자체수입(지방세+세외수입) 비율. 교부세를 더 받으면 오히려 떨어지는 등 "산수"로 움직인다.</w:t>
             </w:r>
@@ -9724,7 +9967,8 @@
               <w:rPr>
                 <w:bCs/>
                 <w:b/>
-                <w:sz w:val="19"/>
+                <w:color w:val="000000"/>
+                <w:sz w:val="20"/>
               </w:rPr>
               <w:t xml:space="preserve">재정자주도</w:t>
             </w:r>
@@ -9742,7 +9986,8 @@
             </w:pPr>
             <w:r>
               <w:rPr>
-                <w:sz w:val="19"/>
+                <w:color w:val="000000"/>
+                <w:sz w:val="20"/>
               </w:rPr>
               <w:t xml:space="preserve">전체 재원 중 지자체가 용도를 자율로 정해 쓸 수 있는 돈의 비율. 실제 살림의 여유를 더 잘 보여 준다.</w:t>
             </w:r>
@@ -9767,7 +10012,8 @@
               <w:rPr>
                 <w:bCs/>
                 <w:b/>
-                <w:sz w:val="19"/>
+                <w:color w:val="000000"/>
+                <w:sz w:val="20"/>
               </w:rPr>
               <w:t xml:space="preserve">재정주의·재정위기단체</w:t>
             </w:r>
@@ -9785,7 +10031,8 @@
             </w:pPr>
             <w:r>
               <w:rPr>
-                <w:sz w:val="19"/>
+                <w:color w:val="000000"/>
+                <w:sz w:val="20"/>
               </w:rPr>
               <w:t xml:space="preserve">예산 대비 채무비율 25% 초과 시 주의, 40% 초과 시 위기 단체로 지정되어 정부의 재정 관리를 받는다.</w:t>
             </w:r>
@@ -9810,7 +10057,8 @@
               <w:rPr>
                 <w:bCs/>
                 <w:b/>
-                <w:sz w:val="19"/>
+                <w:color w:val="000000"/>
+                <w:sz w:val="20"/>
               </w:rPr>
               <w:t xml:space="preserve">조정교부금</w:t>
             </w:r>
@@ -9828,13 +10076,15 @@
             </w:pPr>
             <w:r>
               <w:rPr>
-                <w:sz w:val="19"/>
+                <w:color w:val="000000"/>
+                <w:sz w:val="20"/>
               </w:rPr>
               <w:t xml:space="preserve">도세의 일부(인구 50만 이상 시는 47%, 그 외 27%)를 시군에 나눠 주는 돈.</w:t>
             </w:r>
             <w:r>
               <w:rPr>
-                <w:sz w:val="19"/>
+                <w:color w:val="000000"/>
+                <w:sz w:val="20"/>
               </w:rPr>
               <w:t xml:space="preserve"> </w:t>
             </w:r>
@@ -9842,19 +10092,22 @@
               <w:rPr>
                 <w:bCs/>
                 <w:b/>
-                <w:sz w:val="19"/>
+                <w:color w:val="000000"/>
+                <w:sz w:val="20"/>
               </w:rPr>
               <w:t xml:space="preserve">일반</w:t>
             </w:r>
             <w:r>
               <w:rPr>
-                <w:sz w:val="19"/>
+                <w:color w:val="000000"/>
+                <w:sz w:val="20"/>
               </w:rPr>
               <w:t xml:space="preserve">(90%, 인구·면적 등 산식으로 배분)과</w:t>
             </w:r>
             <w:r>
               <w:rPr>
-                <w:sz w:val="19"/>
+                <w:color w:val="000000"/>
+                <w:sz w:val="20"/>
               </w:rPr>
               <w:t xml:space="preserve"> </w:t>
             </w:r>
@@ -9862,13 +10115,15 @@
               <w:rPr>
                 <w:bCs/>
                 <w:b/>
-                <w:sz w:val="19"/>
+                <w:color w:val="000000"/>
+                <w:sz w:val="20"/>
               </w:rPr>
               <w:t xml:space="preserve">특별</w:t>
             </w:r>
             <w:r>
               <w:rPr>
-                <w:sz w:val="19"/>
+                <w:color w:val="000000"/>
+                <w:sz w:val="20"/>
               </w:rPr>
               <w:t xml:space="preserve">(10%, 도지사 재량)이 있다. 특별조정교부금은 단체장 간 친소 관계에 따라 달라질 만큼 정치적이다.</w:t>
             </w:r>
@@ -9893,7 +10148,8 @@
               <w:rPr>
                 <w:bCs/>
                 <w:b/>
-                <w:sz w:val="19"/>
+                <w:color w:val="000000"/>
+                <w:sz w:val="20"/>
               </w:rPr>
               <w:t xml:space="preserve">준예산</w:t>
             </w:r>
@@ -9911,7 +10167,8 @@
             </w:pPr>
             <w:r>
               <w:rPr>
-                <w:sz w:val="19"/>
+                <w:color w:val="000000"/>
+                <w:sz w:val="20"/>
               </w:rPr>
               <w:t xml:space="preserve">새해가 될 때까지 예산이 의결되지 않으면 인건비·필수 운영비 등을 전년도 기준으로 집행하는 제도(지방자치법 제146조). 미국식 셧다운은 없지만 신규 사업은 멈춘다.</w:t>
             </w:r>
@@ -9936,7 +10193,8 @@
               <w:rPr>
                 <w:bCs/>
                 <w:b/>
-                <w:sz w:val="19"/>
+                <w:color w:val="000000"/>
+                <w:sz w:val="20"/>
               </w:rPr>
               <w:t xml:space="preserve">증인·참고인</w:t>
             </w:r>
@@ -9954,7 +10212,8 @@
             </w:pPr>
             <w:r>
               <w:rPr>
-                <w:sz w:val="19"/>
+                <w:color w:val="000000"/>
+                <w:sz w:val="20"/>
               </w:rPr>
               <w:t xml:space="preserve">증인은 거짓 증언 시 고발될 수 있고, 참고인은 법적 책임 없이 의견을 듣는 사람.</w:t>
             </w:r>
@@ -9979,7 +10238,8 @@
               <w:rPr>
                 <w:bCs/>
                 <w:b/>
-                <w:sz w:val="19"/>
+                <w:color w:val="000000"/>
+                <w:sz w:val="20"/>
               </w:rPr>
               <w:t xml:space="preserve">지방소비세</w:t>
             </w:r>
@@ -9997,7 +10257,8 @@
             </w:pPr>
             <w:r>
               <w:rPr>
-                <w:sz w:val="19"/>
+                <w:color w:val="000000"/>
+                <w:sz w:val="20"/>
               </w:rPr>
               <w:t xml:space="preserve">국세인 부가가치세의 일정 비율(현재 25.3%)을 지방에 떼어 주는 세금.</w:t>
             </w:r>
@@ -10022,7 +10283,8 @@
               <w:rPr>
                 <w:bCs/>
                 <w:b/>
-                <w:sz w:val="19"/>
+                <w:color w:val="000000"/>
+                <w:sz w:val="20"/>
               </w:rPr>
               <w:t xml:space="preserve">지역상생발전기금</w:t>
             </w:r>
@@ -10040,7 +10302,8 @@
             </w:pPr>
             <w:r>
               <w:rPr>
-                <w:sz w:val="19"/>
+                <w:color w:val="000000"/>
+                <w:sz w:val="20"/>
               </w:rPr>
               <w:t xml:space="preserve">지방소비세 신설로 수도권이 더 이득을 본다는 이유로 서울·경기·인천이 지방소비세의 일부를 출연하는 기금. 경기도는 연 약 3,700억 원 출연, 2029년까지 연장(강의 자료).</w:t>
             </w:r>
@@ -10065,7 +10328,8 @@
               <w:rPr>
                 <w:bCs/>
                 <w:b/>
-                <w:sz w:val="19"/>
+                <w:color w:val="000000"/>
+                <w:sz w:val="20"/>
               </w:rPr>
               <w:t xml:space="preserve">집행률</w:t>
             </w:r>
@@ -10083,7 +10347,8 @@
             </w:pPr>
             <w:r>
               <w:rPr>
-                <w:sz w:val="19"/>
+                <w:color w:val="000000"/>
+                <w:sz w:val="20"/>
               </w:rPr>
               <w:t xml:space="preserve">배정된 예산 중 실제로 쓴 비율.</w:t>
             </w:r>
@@ -10108,7 +10373,8 @@
               <w:rPr>
                 <w:bCs/>
                 <w:b/>
-                <w:sz w:val="19"/>
+                <w:color w:val="000000"/>
+                <w:sz w:val="20"/>
               </w:rPr>
               <w:t xml:space="preserve">집행잔액</w:t>
             </w:r>
@@ -10126,7 +10392,8 @@
             </w:pPr>
             <w:r>
               <w:rPr>
-                <w:sz w:val="19"/>
+                <w:color w:val="000000"/>
+                <w:sz w:val="20"/>
               </w:rPr>
               <w:t xml:space="preserve">쓰려고 했으나 낙찰 차액, 사업 지연·취소 등으로 남은 돈.</w:t>
             </w:r>
@@ -10151,7 +10418,8 @@
               <w:rPr>
                 <w:bCs/>
                 <w:b/>
-                <w:sz w:val="19"/>
+                <w:color w:val="000000"/>
+                <w:sz w:val="20"/>
               </w:rPr>
               <w:t xml:space="preserve">차환채</w:t>
             </w:r>
@@ -10169,7 +10437,8 @@
             </w:pPr>
             <w:r>
               <w:rPr>
-                <w:sz w:val="19"/>
+                <w:color w:val="000000"/>
+                <w:sz w:val="20"/>
               </w:rPr>
               <w:t xml:space="preserve">기존 빚을 갚기 위해 새로 내는 빚(고금리 → 저금리 갈아타기 등). 발행 한도에 잡히지 않아 예산 규모를 부풀리는 데 쓰이기도 한다.</w:t>
             </w:r>
@@ -10194,7 +10463,8 @@
               <w:rPr>
                 <w:bCs/>
                 <w:b/>
-                <w:sz w:val="19"/>
+                <w:color w:val="000000"/>
+                <w:sz w:val="20"/>
               </w:rPr>
               <w:t xml:space="preserve">채무·부채</w:t>
             </w:r>
@@ -10214,19 +10484,22 @@
               <w:rPr>
                 <w:bCs/>
                 <w:b/>
-                <w:sz w:val="19"/>
+                <w:color w:val="000000"/>
+                <w:sz w:val="20"/>
               </w:rPr>
               <w:t xml:space="preserve">채무</w:t>
             </w:r>
             <w:r>
               <w:rPr>
-                <w:sz w:val="19"/>
+                <w:color w:val="000000"/>
+                <w:sz w:val="20"/>
               </w:rPr>
               <w:t xml:space="preserve">: 지금 이자가 나가고 갚아야 할 돈(지방채 등).</w:t>
             </w:r>
             <w:r>
               <w:rPr>
-                <w:sz w:val="19"/>
+                <w:color w:val="000000"/>
+                <w:sz w:val="20"/>
               </w:rPr>
               <w:t xml:space="preserve"> </w:t>
             </w:r>
@@ -10234,13 +10507,15 @@
               <w:rPr>
                 <w:bCs/>
                 <w:b/>
-                <w:sz w:val="19"/>
+                <w:color w:val="000000"/>
+                <w:sz w:val="20"/>
               </w:rPr>
               <w:t xml:space="preserve">부채</w:t>
             </w:r>
             <w:r>
               <w:rPr>
-                <w:sz w:val="19"/>
+                <w:color w:val="000000"/>
+                <w:sz w:val="20"/>
               </w:rPr>
               <w:t xml:space="preserve">: 언젠가 갚아야 할 모든 의무(임대보증금, 퇴직급여충당부채 포함).</w:t>
             </w:r>
@@ -10265,7 +10540,8 @@
               <w:rPr>
                 <w:bCs/>
                 <w:b/>
-                <w:sz w:val="19"/>
+                <w:color w:val="000000"/>
+                <w:sz w:val="20"/>
               </w:rPr>
               <w:t xml:space="preserve">처리요구</w:t>
             </w:r>
@@ -10283,7 +10559,8 @@
             </w:pPr>
             <w:r>
               <w:rPr>
-                <w:sz w:val="19"/>
+                <w:color w:val="000000"/>
+                <w:sz w:val="20"/>
               </w:rPr>
               <w:t xml:space="preserve">위법은 아니나 불합리·부당한 것에 대한 "고쳐라" 요구. 강제 이행 대상.</w:t>
             </w:r>
@@ -10308,7 +10585,8 @@
               <w:rPr>
                 <w:bCs/>
                 <w:b/>
-                <w:sz w:val="19"/>
+                <w:color w:val="000000"/>
+                <w:sz w:val="20"/>
               </w:rPr>
               <w:t xml:space="preserve">초과세입</w:t>
             </w:r>
@@ -10326,7 +10604,8 @@
             </w:pPr>
             <w:r>
               <w:rPr>
-                <w:sz w:val="19"/>
+                <w:color w:val="000000"/>
+                <w:sz w:val="20"/>
               </w:rPr>
               <w:t xml:space="preserve">예산에 잡은 것보다 더 걷힌 세입. △(마이너스)이면 덜 걷힌 것, 즉 세입을 부풀린 것.</w:t>
             </w:r>
@@ -10351,7 +10630,8 @@
               <w:rPr>
                 <w:bCs/>
                 <w:b/>
-                <w:sz w:val="19"/>
+                <w:color w:val="000000"/>
+                <w:sz w:val="20"/>
               </w:rPr>
               <w:t xml:space="preserve">통합부채·통합채무</w:t>
             </w:r>
@@ -10369,7 +10649,8 @@
             </w:pPr>
             <w:r>
               <w:rPr>
-                <w:sz w:val="19"/>
+                <w:color w:val="000000"/>
+                <w:sz w:val="20"/>
               </w:rPr>
               <w:t xml:space="preserve">본청뿐 아니라 산하 공사·공단·출연기관까지 합친 빚. 본청 빚을 산하기관에 떠넘기는 것을 잡아낸다.</w:t>
             </w:r>
@@ -10394,7 +10675,8 @@
               <w:rPr>
                 <w:bCs/>
                 <w:b/>
-                <w:sz w:val="19"/>
+                <w:color w:val="000000"/>
+                <w:sz w:val="20"/>
               </w:rPr>
               <w:t xml:space="preserve">통합재정안정화기금</w:t>
             </w:r>
@@ -10412,7 +10694,8 @@
             </w:pPr>
             <w:r>
               <w:rPr>
-                <w:sz w:val="19"/>
+                <w:color w:val="000000"/>
+                <w:sz w:val="20"/>
               </w:rPr>
               <w:t xml:space="preserve">재정안정화계정(비상금 적금, 꺼내 써도 안 갚음)과 통합계정(다른 기금 여유자금을 모은 저수지, 빌려 쓰면 이자와 함께 갚음)으로 이뤄진 기금.</w:t>
             </w:r>
@@ -10437,7 +10720,8 @@
               <w:rPr>
                 <w:bCs/>
                 <w:b/>
-                <w:sz w:val="19"/>
+                <w:color w:val="000000"/>
+                <w:sz w:val="20"/>
               </w:rPr>
               <w:t xml:space="preserve">투자심사</w:t>
             </w:r>
@@ -10455,7 +10739,8 @@
             </w:pPr>
             <w:r>
               <w:rPr>
-                <w:sz w:val="19"/>
+                <w:color w:val="000000"/>
+                <w:sz w:val="20"/>
               </w:rPr>
               <w:t xml:space="preserve">대형 신규 사업을 하기 전 타당성을 심사하는 절차. 일정 규모(강의: 300억) 이상은 중앙정부 심사를 받아야 해서, 기준 아래로 쪼개는 편법을 경계해야 한다.</w:t>
             </w:r>
@@ -10480,7 +10765,8 @@
               <w:rPr>
                 <w:bCs/>
                 <w:b/>
-                <w:sz w:val="19"/>
+                <w:color w:val="000000"/>
+                <w:sz w:val="20"/>
               </w:rPr>
               <w:t xml:space="preserve">특별회계·기금</w:t>
             </w:r>
@@ -10498,7 +10784,8 @@
             </w:pPr>
             <w:r>
               <w:rPr>
-                <w:sz w:val="19"/>
+                <w:color w:val="000000"/>
+                <w:sz w:val="20"/>
               </w:rPr>
               <w:t xml:space="preserve">특정 목적의 돈을 따로 관리하는 주머니. 너무 많으면 돈이 묶여 비효율적이라 정부는 통폐합을 요구한다.</w:t>
             </w:r>
@@ -11674,8 +11961,8 @@
     <w:qFormat/>
     <w:rPr>
       <w:rFonts w:ascii="맑은 고딕" w:cs="맑은 고딕" w:eastAsia="맑은 고딕" w:hAnsi="맑은 고딕"/>
-      <w:color w:val="1D2430"/>
-      <w:sz w:val="21"/>
+      <w:color w:val="000000"/>
+      <w:sz w:val="22"/>
     </w:rPr>
   </w:style>
   <w:style w:styleId="BodyText" w:type="paragraph">
@@ -11688,8 +11975,8 @@
     <w:qFormat/>
     <w:rPr>
       <w:rFonts w:ascii="맑은 고딕" w:cs="맑은 고딕" w:eastAsia="맑은 고딕" w:hAnsi="맑은 고딕"/>
-      <w:color w:val="1D2430"/>
-      <w:sz w:val="21"/>
+      <w:color w:val="000000"/>
+      <w:sz w:val="22"/>
     </w:rPr>
   </w:style>
   <w:style w:customStyle="1" w:styleId="FirstParagraph" w:type="paragraph">
@@ -11702,8 +11989,8 @@
     </w:pPr>
     <w:rPr>
       <w:rFonts w:ascii="맑은 고딕" w:cs="맑은 고딕" w:eastAsia="맑은 고딕" w:hAnsi="맑은 고딕"/>
-      <w:color w:val="1D2430"/>
-      <w:sz w:val="21"/>
+      <w:color w:val="000000"/>
+      <w:sz w:val="22"/>
     </w:rPr>
   </w:style>
   <w:style w:customStyle="1" w:styleId="Compact" w:type="paragraph">
@@ -11715,8 +12002,8 @@
     </w:pPr>
     <w:rPr>
       <w:rFonts w:ascii="맑은 고딕" w:cs="맑은 고딕" w:eastAsia="맑은 고딕" w:hAnsi="맑은 고딕"/>
-      <w:color w:val="1D2430"/>
-      <w:sz w:val="21"/>
+      <w:color w:val="000000"/>
+      <w:sz w:val="22"/>
     </w:rPr>
   </w:style>
   <w:style w:styleId="Title" w:type="paragraph">
@@ -11734,7 +12021,7 @@
       <w:rFonts w:ascii="맑은 고딕" w:cs="맑은 고딕" w:eastAsia="맑은 고딕" w:hAnsi="맑은 고딕"/>
       <w:b/>
       <w:bCs/>
-      <w:color w:val="1D2430"/>
+      <w:color w:val="000000"/>
       <w:sz w:val="44"/>
       <w:szCs w:val="36"/>
     </w:rPr>
@@ -11891,7 +12178,7 @@
       <w:b/>
       <w:bCs/>
       <w:i w:val="0"/>
-      <w:color w:val="1D2430"/>
+      <w:color w:val="000000"/>
       <w:sz w:val="26"/>
       <w:szCs w:val="24"/>
     </w:rPr>
@@ -12038,8 +12325,8 @@
     </w:pPr>
     <w:rPr>
       <w:rFonts w:ascii="맑은 고딕" w:cs="맑은 고딕" w:eastAsia="맑은 고딕" w:hAnsi="맑은 고딕"/>
-      <w:color w:val="1D2430"/>
-      <w:sz w:val="20"/>
+      <w:color w:val="000000"/>
+      <w:sz w:val="21"/>
     </w:rPr>
   </w:style>
   <w:style w:styleId="FootnoteText" w:type="paragraph">
